--- a/WDD330/W1/wdd330-skill-development.docx
+++ b/WDD330/W1/wdd330-skill-development.docx
@@ -119,7 +119,7 @@
           <w:szCs w:val="28"/>
           <w:highlight w:val="yellow"/>
         </w:rPr>
-        <w:t>https://youtu.be/lzW2OYDcZ7M</w:t>
+        <w:t>…..</w:t>
       </w:r>
     </w:p>
     <w:p>
@@ -152,7 +152,7 @@
           <w:szCs w:val="28"/>
           <w:highlight w:val="yellow"/>
         </w:rPr>
-        <w:t>https://sleepoutside-daniel.onrender.com</w:t>
+        <w:t>…..</w:t>
       </w:r>
     </w:p>
     <w:p>
@@ -185,7 +185,7 @@
           <w:szCs w:val="28"/>
           <w:highlight w:val="yellow"/>
         </w:rPr>
-        <w:t>https://github.com/SAAC7/wdd330</w:t>
+        <w:t>https://github.com/SAAC7/rememberit-wdd330</w:t>
       </w:r>
     </w:p>
     <w:p>
@@ -219,7 +219,7 @@
           <w:szCs w:val="28"/>
           <w:highlight w:val="yellow"/>
         </w:rPr>
-        <w:t>https://trello.com/b/4j7bXF7l/sleep-outside-team-9</w:t>
+        <w:t>https://trello.com/b/f3u8P4pw/final-project-movie-tracker</w:t>
       </w:r>
     </w:p>
     <w:p>
@@ -497,6 +497,7 @@
             <w:pPr>
               <w:pStyle w:val="NoSpacing"/>
               <w:widowControl/>
+              <w:suppressAutoHyphens w:val="true"/>
               <w:spacing w:before="0" w:after="0"/>
               <w:jc w:val="center"/>
               <w:rPr>
@@ -533,6 +534,7 @@
             <w:pPr>
               <w:pStyle w:val="NoSpacing"/>
               <w:widowControl/>
+              <w:suppressAutoHyphens w:val="true"/>
               <w:spacing w:before="0" w:after="0"/>
               <w:jc w:val="center"/>
               <w:rPr>
@@ -569,6 +571,7 @@
             <w:pPr>
               <w:pStyle w:val="NoSpacing"/>
               <w:widowControl/>
+              <w:suppressAutoHyphens w:val="true"/>
               <w:spacing w:before="0" w:after="0"/>
               <w:jc w:val="center"/>
               <w:rPr>
@@ -607,6 +610,7 @@
             <w:pPr>
               <w:pStyle w:val="NoSpacing"/>
               <w:widowControl/>
+              <w:suppressAutoHyphens w:val="true"/>
               <w:spacing w:before="0" w:after="0"/>
               <w:jc w:val="start"/>
               <w:rPr>
@@ -619,7 +623,7 @@
             </w:pPr>
             <w:r>
               <w:rPr>
-                <w:rFonts w:eastAsia="Calibri" w:cs="Calibri" w:ascii="Calibri" w:hAnsi="Calibri"/>
+                <w:rFonts w:eastAsia="Calibri" w:cs="Calibri"/>
                 <w:color w:val="000000"/>
                 <w:kern w:val="0"/>
                 <w:sz w:val="22"/>
@@ -640,6 +644,7 @@
             <w:pPr>
               <w:pStyle w:val="NoSpacing"/>
               <w:widowControl/>
+              <w:suppressAutoHyphens w:val="true"/>
               <w:spacing w:before="0" w:after="0"/>
               <w:jc w:val="start"/>
               <w:rPr>
@@ -649,7 +654,7 @@
             </w:pPr>
             <w:r>
               <w:rPr>
-                <w:rFonts w:eastAsia="Calibri" w:cs="Calibri" w:ascii="Calibri" w:hAnsi="Calibri"/>
+                <w:rFonts w:eastAsia="Calibri" w:cs="Calibri"/>
                 <w:color w:val="000000"/>
                 <w:kern w:val="0"/>
                 <w:sz w:val="22"/>
@@ -670,6 +675,7 @@
             <w:pPr>
               <w:pStyle w:val="NoSpacing"/>
               <w:widowControl/>
+              <w:suppressAutoHyphens w:val="true"/>
               <w:spacing w:before="0" w:after="0"/>
               <w:jc w:val="start"/>
               <w:rPr>
@@ -682,7 +688,7 @@
             </w:pPr>
             <w:r>
               <w:rPr>
-                <w:rFonts w:eastAsia="Calibri" w:cs="Calibri" w:ascii="Calibri" w:hAnsi="Calibri"/>
+                <w:rFonts w:eastAsia="Calibri" w:cs="Calibri"/>
                 <w:color w:val="000000"/>
                 <w:kern w:val="0"/>
                 <w:sz w:val="22"/>
@@ -709,6 +715,7 @@
             <w:pPr>
               <w:pStyle w:val="NoSpacing"/>
               <w:widowControl/>
+              <w:suppressAutoHyphens w:val="true"/>
               <w:spacing w:before="0" w:after="0"/>
               <w:jc w:val="start"/>
               <w:rPr>
@@ -721,7 +728,7 @@
             </w:pPr>
             <w:r>
               <w:rPr>
-                <w:rFonts w:eastAsia="Calibri" w:cs="Calibri" w:ascii="Calibri" w:hAnsi="Calibri"/>
+                <w:rFonts w:eastAsia="Calibri" w:cs="Calibri"/>
                 <w:color w:val="000000"/>
                 <w:kern w:val="0"/>
                 <w:sz w:val="22"/>
@@ -742,6 +749,7 @@
             <w:pPr>
               <w:pStyle w:val="NoSpacing"/>
               <w:widowControl/>
+              <w:suppressAutoHyphens w:val="true"/>
               <w:spacing w:before="0" w:after="0"/>
               <w:jc w:val="start"/>
               <w:rPr>
@@ -751,7 +759,7 @@
             </w:pPr>
             <w:r>
               <w:rPr>
-                <w:rFonts w:eastAsia="Calibri" w:cs="Calibri" w:ascii="Calibri" w:hAnsi="Calibri"/>
+                <w:rFonts w:eastAsia="Calibri" w:cs="Calibri"/>
                 <w:color w:val="000000"/>
                 <w:kern w:val="0"/>
                 <w:sz w:val="22"/>
@@ -772,6 +780,7 @@
             <w:pPr>
               <w:pStyle w:val="NoSpacing"/>
               <w:widowControl/>
+              <w:suppressAutoHyphens w:val="true"/>
               <w:spacing w:before="0" w:after="0"/>
               <w:jc w:val="start"/>
               <w:rPr>
@@ -784,7 +793,7 @@
             </w:pPr>
             <w:r>
               <w:rPr>
-                <w:rFonts w:eastAsia="Calibri" w:cs="Calibri" w:ascii="Calibri" w:hAnsi="Calibri"/>
+                <w:rFonts w:eastAsia="Calibri" w:cs="Calibri"/>
                 <w:color w:val="000000"/>
                 <w:kern w:val="0"/>
                 <w:sz w:val="22"/>
@@ -808,6 +817,7 @@
             <w:pPr>
               <w:pStyle w:val="NoSpacing"/>
               <w:widowControl/>
+              <w:suppressAutoHyphens w:val="true"/>
               <w:spacing w:before="0" w:after="0"/>
               <w:jc w:val="start"/>
               <w:rPr>
@@ -820,7 +830,7 @@
             </w:pPr>
             <w:r>
               <w:rPr>
-                <w:rFonts w:eastAsia="Calibri" w:cs="Calibri" w:ascii="Calibri" w:hAnsi="Calibri"/>
+                <w:rFonts w:eastAsia="Calibri" w:cs="Calibri"/>
                 <w:color w:val="000000"/>
                 <w:kern w:val="0"/>
                 <w:sz w:val="22"/>
@@ -841,6 +851,7 @@
             <w:pPr>
               <w:pStyle w:val="NoSpacing"/>
               <w:widowControl/>
+              <w:suppressAutoHyphens w:val="true"/>
               <w:spacing w:before="0" w:after="0"/>
               <w:jc w:val="start"/>
               <w:rPr>
@@ -850,7 +861,7 @@
             </w:pPr>
             <w:r>
               <w:rPr>
-                <w:rFonts w:eastAsia="Calibri" w:cs="Calibri" w:ascii="Calibri" w:hAnsi="Calibri"/>
+                <w:rFonts w:eastAsia="Calibri" w:cs="Calibri"/>
                 <w:color w:val="000000"/>
                 <w:kern w:val="0"/>
                 <w:sz w:val="22"/>
@@ -871,6 +882,7 @@
             <w:pPr>
               <w:pStyle w:val="NoSpacing"/>
               <w:widowControl/>
+              <w:suppressAutoHyphens w:val="true"/>
               <w:spacing w:before="0" w:after="0"/>
               <w:jc w:val="start"/>
               <w:rPr>
@@ -883,7 +895,7 @@
             </w:pPr>
             <w:r>
               <w:rPr>
-                <w:rFonts w:eastAsia="Calibri" w:cs="Calibri" w:ascii="Calibri" w:hAnsi="Calibri"/>
+                <w:rFonts w:eastAsia="Calibri" w:cs="Calibri"/>
                 <w:color w:val="000000"/>
                 <w:kern w:val="0"/>
                 <w:sz w:val="22"/>
@@ -907,6 +919,7 @@
             <w:pPr>
               <w:pStyle w:val="NoSpacing"/>
               <w:widowControl/>
+              <w:suppressAutoHyphens w:val="true"/>
               <w:spacing w:before="0" w:after="0"/>
               <w:jc w:val="start"/>
               <w:rPr>
@@ -919,7 +932,7 @@
             </w:pPr>
             <w:r>
               <w:rPr>
-                <w:rFonts w:eastAsia="Calibri" w:cs="Calibri" w:ascii="Calibri" w:hAnsi="Calibri"/>
+                <w:rFonts w:eastAsia="Calibri" w:cs="Calibri"/>
                 <w:color w:val="000000"/>
                 <w:kern w:val="0"/>
                 <w:sz w:val="22"/>
@@ -940,6 +953,7 @@
             <w:pPr>
               <w:pStyle w:val="NoSpacing"/>
               <w:widowControl/>
+              <w:suppressAutoHyphens w:val="true"/>
               <w:spacing w:before="0" w:after="0"/>
               <w:jc w:val="start"/>
               <w:rPr>
@@ -949,7 +963,7 @@
             </w:pPr>
             <w:r>
               <w:rPr>
-                <w:rFonts w:eastAsia="Calibri" w:cs="Calibri" w:ascii="Calibri" w:hAnsi="Calibri"/>
+                <w:rFonts w:eastAsia="Calibri" w:cs="Calibri"/>
                 <w:color w:val="000000"/>
                 <w:kern w:val="0"/>
                 <w:sz w:val="22"/>
@@ -970,6 +984,7 @@
             <w:pPr>
               <w:pStyle w:val="NoSpacing"/>
               <w:widowControl/>
+              <w:suppressAutoHyphens w:val="true"/>
               <w:spacing w:before="0" w:after="0"/>
               <w:jc w:val="start"/>
               <w:rPr>
@@ -982,7 +997,7 @@
             </w:pPr>
             <w:r>
               <w:rPr>
-                <w:rFonts w:eastAsia="Calibri" w:cs="Calibri" w:ascii="Calibri" w:hAnsi="Calibri"/>
+                <w:rFonts w:eastAsia="Calibri" w:cs="Calibri"/>
                 <w:color w:val="000000"/>
                 <w:kern w:val="0"/>
                 <w:sz w:val="22"/>
@@ -1006,6 +1021,7 @@
             <w:pPr>
               <w:pStyle w:val="NoSpacing"/>
               <w:widowControl/>
+              <w:suppressAutoHyphens w:val="true"/>
               <w:spacing w:before="0" w:after="0"/>
               <w:jc w:val="start"/>
               <w:rPr>
@@ -1018,7 +1034,7 @@
             </w:pPr>
             <w:r>
               <w:rPr>
-                <w:rFonts w:eastAsia="Calibri" w:cs="Calibri" w:ascii="Calibri" w:hAnsi="Calibri"/>
+                <w:rFonts w:eastAsia="Calibri" w:cs="Calibri"/>
                 <w:color w:val="000000"/>
                 <w:kern w:val="0"/>
                 <w:sz w:val="22"/>
@@ -1039,6 +1055,7 @@
             <w:pPr>
               <w:pStyle w:val="NoSpacing"/>
               <w:widowControl/>
+              <w:suppressAutoHyphens w:val="true"/>
               <w:spacing w:before="0" w:after="0"/>
               <w:jc w:val="start"/>
               <w:rPr>
@@ -1048,7 +1065,7 @@
             </w:pPr>
             <w:r>
               <w:rPr>
-                <w:rFonts w:eastAsia="Calibri" w:cs="Calibri" w:ascii="Calibri" w:hAnsi="Calibri"/>
+                <w:rFonts w:eastAsia="Calibri" w:cs="Calibri"/>
                 <w:color w:val="000000"/>
                 <w:kern w:val="0"/>
                 <w:sz w:val="22"/>
@@ -1069,6 +1086,7 @@
             <w:pPr>
               <w:pStyle w:val="NoSpacing"/>
               <w:widowControl/>
+              <w:suppressAutoHyphens w:val="true"/>
               <w:spacing w:before="0" w:after="0"/>
               <w:jc w:val="start"/>
               <w:rPr>
@@ -1081,7 +1099,7 @@
             </w:pPr>
             <w:r>
               <w:rPr>
-                <w:rFonts w:eastAsia="Calibri" w:cs="Calibri" w:ascii="Calibri" w:hAnsi="Calibri"/>
+                <w:rFonts w:eastAsia="Calibri" w:cs="Calibri"/>
                 <w:color w:val="000000"/>
                 <w:kern w:val="0"/>
                 <w:sz w:val="22"/>
@@ -1105,6 +1123,7 @@
             <w:pPr>
               <w:pStyle w:val="NoSpacing"/>
               <w:widowControl/>
+              <w:suppressAutoHyphens w:val="true"/>
               <w:spacing w:before="0" w:after="0"/>
               <w:jc w:val="start"/>
               <w:rPr>
@@ -1117,7 +1136,7 @@
             </w:pPr>
             <w:r>
               <w:rPr>
-                <w:rFonts w:eastAsia="Calibri" w:cs="Calibri" w:ascii="Calibri" w:hAnsi="Calibri"/>
+                <w:rFonts w:eastAsia="Calibri" w:cs="Calibri"/>
                 <w:color w:val="000000"/>
                 <w:kern w:val="0"/>
                 <w:sz w:val="22"/>
@@ -1138,6 +1157,7 @@
             <w:pPr>
               <w:pStyle w:val="NoSpacing"/>
               <w:widowControl/>
+              <w:suppressAutoHyphens w:val="true"/>
               <w:spacing w:before="0" w:after="0"/>
               <w:jc w:val="start"/>
               <w:rPr>
@@ -1147,7 +1167,7 @@
             </w:pPr>
             <w:r>
               <w:rPr>
-                <w:rFonts w:eastAsia="Calibri" w:cs="Calibri" w:ascii="Calibri" w:hAnsi="Calibri"/>
+                <w:rFonts w:eastAsia="Calibri" w:cs="Calibri"/>
                 <w:color w:val="000000"/>
                 <w:kern w:val="0"/>
                 <w:sz w:val="22"/>
@@ -1168,6 +1188,7 @@
             <w:pPr>
               <w:pStyle w:val="NoSpacing"/>
               <w:widowControl/>
+              <w:suppressAutoHyphens w:val="true"/>
               <w:spacing w:before="0" w:after="0"/>
               <w:jc w:val="start"/>
               <w:rPr>
@@ -1180,7 +1201,7 @@
             </w:pPr>
             <w:r>
               <w:rPr>
-                <w:rFonts w:eastAsia="Calibri" w:cs="Calibri" w:ascii="Calibri" w:hAnsi="Calibri"/>
+                <w:rFonts w:eastAsia="Calibri" w:cs="Calibri"/>
                 <w:color w:val="000000"/>
                 <w:kern w:val="0"/>
                 <w:sz w:val="22"/>
@@ -1253,6 +1274,7 @@
             <w:pPr>
               <w:pStyle w:val="NoSpacing"/>
               <w:widowControl/>
+              <w:suppressAutoHyphens w:val="true"/>
               <w:spacing w:before="0" w:after="0"/>
               <w:jc w:val="start"/>
               <w:rPr>
@@ -1289,6 +1311,7 @@
             <w:pPr>
               <w:pStyle w:val="NoSpacing"/>
               <w:widowControl/>
+              <w:suppressAutoHyphens w:val="true"/>
               <w:spacing w:before="0" w:after="0"/>
               <w:jc w:val="start"/>
               <w:rPr>
@@ -1326,6 +1349,7 @@
             <w:pPr>
               <w:pStyle w:val="NoSpacing"/>
               <w:widowControl/>
+              <w:suppressAutoHyphens w:val="true"/>
               <w:spacing w:before="0" w:after="0"/>
               <w:jc w:val="start"/>
               <w:rPr>
@@ -1357,6 +1381,7 @@
             <w:pPr>
               <w:pStyle w:val="NoSpacing"/>
               <w:widowControl/>
+              <w:suppressAutoHyphens w:val="true"/>
               <w:spacing w:before="0" w:after="0"/>
               <w:jc w:val="start"/>
               <w:rPr>
@@ -1391,6 +1416,7 @@
             <w:pPr>
               <w:pStyle w:val="NoSpacing"/>
               <w:widowControl/>
+              <w:suppressAutoHyphens w:val="true"/>
               <w:spacing w:before="0" w:after="0"/>
               <w:jc w:val="start"/>
               <w:rPr>
@@ -1422,6 +1448,7 @@
             <w:pPr>
               <w:pStyle w:val="NoSpacing"/>
               <w:widowControl/>
+              <w:suppressAutoHyphens w:val="true"/>
               <w:spacing w:before="0" w:after="0"/>
               <w:jc w:val="start"/>
               <w:rPr>
@@ -1456,6 +1483,7 @@
             <w:pPr>
               <w:pStyle w:val="NoSpacing"/>
               <w:widowControl/>
+              <w:suppressAutoHyphens w:val="true"/>
               <w:spacing w:before="0" w:after="0"/>
               <w:jc w:val="start"/>
               <w:rPr>
@@ -1487,6 +1515,7 @@
             <w:pPr>
               <w:pStyle w:val="NoSpacing"/>
               <w:widowControl/>
+              <w:suppressAutoHyphens w:val="true"/>
               <w:spacing w:before="0" w:after="0"/>
               <w:jc w:val="start"/>
               <w:rPr>
@@ -1521,6 +1550,7 @@
             <w:pPr>
               <w:pStyle w:val="NoSpacing"/>
               <w:widowControl/>
+              <w:suppressAutoHyphens w:val="true"/>
               <w:spacing w:before="0" w:after="0"/>
               <w:jc w:val="start"/>
               <w:rPr>
@@ -1552,6 +1582,7 @@
             <w:pPr>
               <w:pStyle w:val="NoSpacing"/>
               <w:widowControl/>
+              <w:suppressAutoHyphens w:val="true"/>
               <w:spacing w:before="0" w:after="0"/>
               <w:jc w:val="start"/>
               <w:rPr>
@@ -1649,8 +1680,8 @@
       </w:tblPr>
       <w:tblGrid>
         <w:gridCol w:w="1167"/>
-        <w:gridCol w:w="3556"/>
-        <w:gridCol w:w="4002"/>
+        <w:gridCol w:w="3555"/>
+        <w:gridCol w:w="4003"/>
       </w:tblGrid>
       <w:tr>
         <w:trPr>
@@ -1667,6 +1698,7 @@
             <w:pPr>
               <w:pStyle w:val="NoSpacing"/>
               <w:widowControl/>
+              <w:suppressAutoHyphens w:val="true"/>
               <w:spacing w:before="0" w:after="0"/>
               <w:jc w:val="center"/>
               <w:rPr>
@@ -1694,7 +1726,7 @@
         </w:tc>
         <w:tc>
           <w:tcPr>
-            <w:tcW w:w="3556" w:type="dxa"/>
+            <w:tcW w:w="3555" w:type="dxa"/>
             <w:tcBorders/>
             <w:shd w:color="auto" w:fill="000000" w:themeFill="text1" w:val="clear"/>
             <w:vAlign w:val="bottom"/>
@@ -1703,6 +1735,7 @@
             <w:pPr>
               <w:pStyle w:val="NoSpacing"/>
               <w:widowControl/>
+              <w:suppressAutoHyphens w:val="true"/>
               <w:spacing w:before="0" w:after="0"/>
               <w:jc w:val="center"/>
               <w:rPr>
@@ -1730,7 +1763,7 @@
         </w:tc>
         <w:tc>
           <w:tcPr>
-            <w:tcW w:w="4002" w:type="dxa"/>
+            <w:tcW w:w="4003" w:type="dxa"/>
             <w:tcBorders/>
             <w:shd w:color="auto" w:fill="000000" w:themeFill="text1" w:val="clear"/>
             <w:vAlign w:val="bottom"/>
@@ -1739,6 +1772,7 @@
             <w:pPr>
               <w:pStyle w:val="NoSpacing"/>
               <w:widowControl/>
+              <w:suppressAutoHyphens w:val="true"/>
               <w:spacing w:before="0" w:after="0"/>
               <w:jc w:val="start"/>
               <w:rPr>
@@ -1781,6 +1815,7 @@
             <w:pPr>
               <w:pStyle w:val="NoSpacing"/>
               <w:widowControl/>
+              <w:suppressAutoHyphens w:val="true"/>
               <w:spacing w:before="0" w:after="0"/>
               <w:jc w:val="start"/>
               <w:rPr>
@@ -1802,7 +1837,7 @@
         </w:tc>
         <w:tc>
           <w:tcPr>
-            <w:tcW w:w="3556" w:type="dxa"/>
+            <w:tcW w:w="3555" w:type="dxa"/>
             <w:tcBorders/>
             <w:shd w:color="auto" w:fill="D9D9D9" w:themeFill="background1" w:themeFillShade="d9" w:val="clear"/>
             <w:vAlign w:val="center"/>
@@ -1811,6 +1846,7 @@
             <w:pPr>
               <w:pStyle w:val="NoSpacing"/>
               <w:widowControl/>
+              <w:suppressAutoHyphens w:val="true"/>
               <w:spacing w:before="0" w:after="0"/>
               <w:jc w:val="start"/>
               <w:rPr>
@@ -1837,6 +1873,7 @@
             <w:pPr>
               <w:pStyle w:val="NoSpacing"/>
               <w:widowControl/>
+              <w:suppressAutoHyphens w:val="true"/>
               <w:spacing w:before="0" w:after="0"/>
               <w:jc w:val="start"/>
               <w:rPr>
@@ -1860,7 +1897,7 @@
         </w:tc>
         <w:tc>
           <w:tcPr>
-            <w:tcW w:w="4002" w:type="dxa"/>
+            <w:tcW w:w="4003" w:type="dxa"/>
             <w:tcBorders/>
             <w:shd w:color="auto" w:fill="D9D9D9" w:themeFill="background1" w:themeFillShade="d9" w:val="clear"/>
             <w:vAlign w:val="center"/>
@@ -1869,6 +1906,7 @@
             <w:pPr>
               <w:pStyle w:val="NoSpacing"/>
               <w:widowControl/>
+              <w:suppressAutoHyphens w:val="true"/>
               <w:spacing w:before="0" w:after="0"/>
               <w:jc w:val="start"/>
               <w:rPr>
@@ -1907,6 +1945,7 @@
             <w:pPr>
               <w:pStyle w:val="NoSpacing"/>
               <w:widowControl/>
+              <w:suppressAutoHyphens w:val="true"/>
               <w:spacing w:before="0" w:after="0"/>
               <w:jc w:val="start"/>
               <w:rPr>
@@ -1916,18 +1955,15 @@
             </w:pPr>
             <w:r>
               <w:rPr>
-                <w:rFonts w:eastAsia="Calibri" w:cs=""/>
-                <w:kern w:val="0"/>
                 <w:sz w:val="18"/>
                 <w:szCs w:val="18"/>
-                <w:lang w:val="en-US" w:eastAsia="en-US" w:bidi="ar-SA"/>
-              </w:rPr>
-            </w:r>
-          </w:p>
-        </w:tc>
-        <w:tc>
-          <w:tcPr>
-            <w:tcW w:w="3556" w:type="dxa"/>
+              </w:rPr>
+            </w:r>
+          </w:p>
+        </w:tc>
+        <w:tc>
+          <w:tcPr>
+            <w:tcW w:w="3555" w:type="dxa"/>
             <w:tcBorders/>
             <w:shd w:color="auto" w:fill="D9D9D9" w:themeFill="background1" w:themeFillShade="d9" w:val="clear"/>
             <w:vAlign w:val="center"/>
@@ -1936,6 +1972,7 @@
             <w:pPr>
               <w:pStyle w:val="NoSpacing"/>
               <w:widowControl/>
+              <w:suppressAutoHyphens w:val="true"/>
               <w:spacing w:before="0" w:after="0"/>
               <w:jc w:val="start"/>
               <w:rPr>
@@ -1959,7 +1996,7 @@
         </w:tc>
         <w:tc>
           <w:tcPr>
-            <w:tcW w:w="4002" w:type="dxa"/>
+            <w:tcW w:w="4003" w:type="dxa"/>
             <w:tcBorders/>
             <w:shd w:color="auto" w:fill="D9D9D9" w:themeFill="background1" w:themeFillShade="d9" w:val="clear"/>
             <w:vAlign w:val="center"/>
@@ -1968,6 +2005,7 @@
             <w:pPr>
               <w:pStyle w:val="NoSpacing"/>
               <w:widowControl/>
+              <w:suppressAutoHyphens w:val="true"/>
               <w:spacing w:before="0" w:after="0"/>
               <w:jc w:val="start"/>
               <w:rPr>
@@ -2006,6 +2044,7 @@
             <w:pPr>
               <w:pStyle w:val="NoSpacing"/>
               <w:widowControl/>
+              <w:suppressAutoHyphens w:val="true"/>
               <w:spacing w:before="0" w:after="0"/>
               <w:jc w:val="start"/>
               <w:rPr>
@@ -2015,18 +2054,15 @@
             </w:pPr>
             <w:r>
               <w:rPr>
-                <w:rFonts w:eastAsia="Calibri" w:cs=""/>
-                <w:kern w:val="0"/>
                 <w:sz w:val="18"/>
                 <w:szCs w:val="18"/>
-                <w:lang w:val="en-US" w:eastAsia="en-US" w:bidi="ar-SA"/>
-              </w:rPr>
-            </w:r>
-          </w:p>
-        </w:tc>
-        <w:tc>
-          <w:tcPr>
-            <w:tcW w:w="3556" w:type="dxa"/>
+              </w:rPr>
+            </w:r>
+          </w:p>
+        </w:tc>
+        <w:tc>
+          <w:tcPr>
+            <w:tcW w:w="3555" w:type="dxa"/>
             <w:tcBorders/>
             <w:shd w:color="auto" w:fill="D9D9D9" w:themeFill="background1" w:themeFillShade="d9" w:val="clear"/>
             <w:vAlign w:val="center"/>
@@ -2035,6 +2071,7 @@
             <w:pPr>
               <w:pStyle w:val="NoSpacing"/>
               <w:widowControl/>
+              <w:suppressAutoHyphens w:val="true"/>
               <w:spacing w:before="0" w:after="0"/>
               <w:jc w:val="start"/>
               <w:rPr>
@@ -2056,7 +2093,7 @@
         </w:tc>
         <w:tc>
           <w:tcPr>
-            <w:tcW w:w="4002" w:type="dxa"/>
+            <w:tcW w:w="4003" w:type="dxa"/>
             <w:tcBorders/>
             <w:shd w:color="auto" w:fill="D9D9D9" w:themeFill="background1" w:themeFillShade="d9" w:val="clear"/>
             <w:vAlign w:val="center"/>
@@ -2065,6 +2102,7 @@
             <w:pPr>
               <w:pStyle w:val="NoSpacing"/>
               <w:widowControl/>
+              <w:suppressAutoHyphens w:val="true"/>
               <w:spacing w:before="0" w:after="0"/>
               <w:jc w:val="start"/>
               <w:rPr>
@@ -2168,8 +2206,8 @@
       </w:tblPr>
       <w:tblGrid>
         <w:gridCol w:w="1167"/>
-        <w:gridCol w:w="3556"/>
-        <w:gridCol w:w="4002"/>
+        <w:gridCol w:w="3555"/>
+        <w:gridCol w:w="4003"/>
       </w:tblGrid>
       <w:tr>
         <w:trPr>
@@ -2186,6 +2224,7 @@
             <w:pPr>
               <w:pStyle w:val="NoSpacing"/>
               <w:widowControl/>
+              <w:suppressAutoHyphens w:val="true"/>
               <w:spacing w:before="0" w:after="0"/>
               <w:jc w:val="center"/>
               <w:rPr>
@@ -2213,7 +2252,7 @@
         </w:tc>
         <w:tc>
           <w:tcPr>
-            <w:tcW w:w="3556" w:type="dxa"/>
+            <w:tcW w:w="3555" w:type="dxa"/>
             <w:tcBorders/>
             <w:shd w:color="auto" w:fill="000000" w:themeFill="text1" w:val="clear"/>
             <w:vAlign w:val="center"/>
@@ -2222,6 +2261,7 @@
             <w:pPr>
               <w:pStyle w:val="NoSpacing"/>
               <w:widowControl/>
+              <w:suppressAutoHyphens w:val="true"/>
               <w:spacing w:before="0" w:after="0"/>
               <w:jc w:val="center"/>
               <w:rPr>
@@ -2249,7 +2289,7 @@
         </w:tc>
         <w:tc>
           <w:tcPr>
-            <w:tcW w:w="4002" w:type="dxa"/>
+            <w:tcW w:w="4003" w:type="dxa"/>
             <w:tcBorders/>
             <w:shd w:color="auto" w:fill="000000" w:themeFill="text1" w:val="clear"/>
             <w:vAlign w:val="center"/>
@@ -2258,6 +2298,7 @@
             <w:pPr>
               <w:pStyle w:val="NoSpacing"/>
               <w:widowControl/>
+              <w:suppressAutoHyphens w:val="true"/>
               <w:spacing w:before="0" w:after="0"/>
               <w:jc w:val="center"/>
               <w:rPr>
@@ -2291,14 +2332,14 @@
         <w:tc>
           <w:tcPr>
             <w:tcW w:w="1167" w:type="dxa"/>
-            <w:vMerge w:val="restart"/>
-            <w:tcBorders/>
-            <w:vAlign w:val="center"/>
-          </w:tcPr>
-          <w:p>
-            <w:pPr>
-              <w:pStyle w:val="NoSpacing"/>
-              <w:widowControl/>
+            <w:tcBorders/>
+            <w:vAlign w:val="center"/>
+          </w:tcPr>
+          <w:p>
+            <w:pPr>
+              <w:pStyle w:val="NoSpacing"/>
+              <w:widowControl/>
+              <w:suppressAutoHyphens w:val="true"/>
               <w:spacing w:before="0" w:after="0"/>
               <w:jc w:val="start"/>
               <w:rPr>
@@ -2323,14 +2364,15 @@
         </w:tc>
         <w:tc>
           <w:tcPr>
-            <w:tcW w:w="3556" w:type="dxa"/>
-            <w:tcBorders/>
-            <w:vAlign w:val="center"/>
-          </w:tcPr>
-          <w:p>
-            <w:pPr>
-              <w:pStyle w:val="NoSpacing"/>
-              <w:widowControl/>
+            <w:tcW w:w="3555" w:type="dxa"/>
+            <w:tcBorders/>
+            <w:vAlign w:val="center"/>
+          </w:tcPr>
+          <w:p>
+            <w:pPr>
+              <w:pStyle w:val="BodyText"/>
+              <w:widowControl/>
+              <w:suppressAutoHyphens w:val="true"/>
               <w:spacing w:before="0" w:after="0"/>
               <w:jc w:val="start"/>
               <w:rPr>
@@ -2349,19 +2391,21 @@
                 <w:szCs w:val="22"/>
                 <w:lang w:val="en-US" w:eastAsia="en-US" w:bidi="ar-SA"/>
               </w:rPr>
-            </w:r>
-          </w:p>
-        </w:tc>
-        <w:tc>
-          <w:tcPr>
-            <w:tcW w:w="4002" w:type="dxa"/>
-            <w:tcBorders/>
-            <w:vAlign w:val="center"/>
-          </w:tcPr>
-          <w:p>
-            <w:pPr>
-              <w:pStyle w:val="NoSpacing"/>
-              <w:widowControl/>
+              <w:t>JavaScript is used to handle the application's core logic, which includes fetching data from APIs, dynamically updating the DOM, and managing user interactions. I used async/await in conjunction with the Fetch API to retrieve data for movies and TV shows. Additionally, I structured my code into modules such as apiService.js, movieList.js, and watchlist.js to organize the logic clearly.</w:t>
+            </w:r>
+          </w:p>
+        </w:tc>
+        <w:tc>
+          <w:tcPr>
+            <w:tcW w:w="4003" w:type="dxa"/>
+            <w:tcBorders/>
+            <w:vAlign w:val="center"/>
+          </w:tcPr>
+          <w:p>
+            <w:pPr>
+              <w:pStyle w:val="NoSpacing"/>
+              <w:widowControl/>
+              <w:suppressAutoHyphens w:val="true"/>
               <w:spacing w:before="0" w:after="0"/>
               <w:jc w:val="start"/>
               <w:rPr>
@@ -2380,6 +2424,215 @@
                 <w:szCs w:val="22"/>
                 <w:lang w:val="en-US" w:eastAsia="en-US" w:bidi="ar-SA"/>
               </w:rPr>
+              <w:t>This can be seen when a user searches for a movie or TV show and the results are dynamically displayed on the home page. It is also used when adding or removing items from the watchlist.</w:t>
+            </w:r>
+          </w:p>
+        </w:tc>
+      </w:tr>
+      <w:tr>
+        <w:trPr>
+          <w:trHeight w:val="279" w:hRule="atLeast"/>
+        </w:trPr>
+        <w:tc>
+          <w:tcPr>
+            <w:tcW w:w="1167" w:type="dxa"/>
+            <w:tcBorders/>
+            <w:vAlign w:val="center"/>
+          </w:tcPr>
+          <w:p>
+            <w:pPr>
+              <w:pStyle w:val="NoSpacing"/>
+              <w:widowControl/>
+              <w:suppressAutoHyphens w:val="true"/>
+              <w:spacing w:before="0" w:after="0"/>
+              <w:jc w:val="start"/>
+              <w:rPr>
+                <w:rFonts w:ascii="Calibri" w:hAnsi="Calibri" w:eastAsia="Calibri" w:cs=""/>
+                <w:kern w:val="0"/>
+                <w:sz w:val="22"/>
+                <w:szCs w:val="22"/>
+                <w:lang w:val="en-US" w:eastAsia="en-US" w:bidi="ar-SA"/>
+              </w:rPr>
+            </w:pPr>
+            <w:r>
+              <w:rPr>
+                <w:rFonts w:eastAsia="Calibri" w:cs=""/>
+                <w:kern w:val="0"/>
+                <w:sz w:val="22"/>
+                <w:szCs w:val="22"/>
+                <w:lang w:val="en-US" w:eastAsia="en-US" w:bidi="ar-SA"/>
+              </w:rPr>
+              <w:t>Third-party APIs</w:t>
+            </w:r>
+          </w:p>
+        </w:tc>
+        <w:tc>
+          <w:tcPr>
+            <w:tcW w:w="3555" w:type="dxa"/>
+            <w:tcBorders/>
+            <w:vAlign w:val="center"/>
+          </w:tcPr>
+          <w:p>
+            <w:pPr>
+              <w:pStyle w:val="NoSpacing"/>
+              <w:widowControl/>
+              <w:suppressAutoHyphens w:val="true"/>
+              <w:spacing w:before="0" w:after="0"/>
+              <w:jc w:val="start"/>
+              <w:rPr>
+                <w:rFonts w:ascii="Calibri" w:hAnsi="Calibri" w:eastAsia="Calibri" w:cs=""/>
+                <w:kern w:val="0"/>
+                <w:sz w:val="22"/>
+                <w:szCs w:val="22"/>
+                <w:lang w:val="en-US" w:eastAsia="en-US" w:bidi="ar-SA"/>
+              </w:rPr>
+            </w:pPr>
+            <w:r>
+              <w:rPr>
+                <w:rFonts w:eastAsia="Calibri" w:cs=""/>
+                <w:kern w:val="0"/>
+                <w:sz w:val="22"/>
+                <w:szCs w:val="22"/>
+                <w:lang w:val="en-US" w:eastAsia="en-US" w:bidi="ar-SA"/>
+              </w:rPr>
+              <w:t>I used the TMDb API and OMDb API to retrieve detailed information about movies and TV shows, including titles, genres, ratings, and images. These APIs provide rich datasets that allow the application to display useful and engaging content.</w:t>
+            </w:r>
+          </w:p>
+        </w:tc>
+        <w:tc>
+          <w:tcPr>
+            <w:tcW w:w="4003" w:type="dxa"/>
+            <w:tcBorders/>
+            <w:vAlign w:val="center"/>
+          </w:tcPr>
+          <w:p>
+            <w:pPr>
+              <w:pStyle w:val="NoSpacing"/>
+              <w:widowControl/>
+              <w:suppressAutoHyphens w:val="true"/>
+              <w:spacing w:before="0" w:after="0"/>
+              <w:jc w:val="start"/>
+              <w:rPr>
+                <w:rFonts w:ascii="Calibri" w:hAnsi="Calibri" w:eastAsia="Calibri" w:cs=""/>
+                <w:kern w:val="0"/>
+                <w:sz w:val="22"/>
+                <w:szCs w:val="22"/>
+                <w:lang w:val="en-US" w:eastAsia="en-US" w:bidi="ar-SA"/>
+              </w:rPr>
+            </w:pPr>
+            <w:r>
+              <w:rPr>
+                <w:rFonts w:eastAsia="Calibri" w:cs=""/>
+                <w:kern w:val="0"/>
+                <w:sz w:val="22"/>
+                <w:szCs w:val="22"/>
+                <w:lang w:val="en-US" w:eastAsia="en-US" w:bidi="ar-SA"/>
+              </w:rPr>
+              <w:t>This can be seen in the search functionality and in the detail view, where full information about a movie or TV show is displayed after selecting it.</w:t>
+            </w:r>
+          </w:p>
+        </w:tc>
+      </w:tr>
+      <w:tr>
+        <w:trPr>
+          <w:trHeight w:val="279" w:hRule="atLeast"/>
+        </w:trPr>
+        <w:tc>
+          <w:tcPr>
+            <w:tcW w:w="1167" w:type="dxa"/>
+            <w:tcBorders/>
+            <w:vAlign w:val="center"/>
+          </w:tcPr>
+          <w:p>
+            <w:pPr>
+              <w:pStyle w:val="NoSpacing"/>
+              <w:widowControl/>
+              <w:suppressAutoHyphens w:val="true"/>
+              <w:spacing w:before="0" w:after="0"/>
+              <w:jc w:val="start"/>
+              <w:rPr>
+                <w:rFonts w:ascii="Calibri" w:hAnsi="Calibri" w:eastAsia="Calibri" w:cs=""/>
+                <w:kern w:val="0"/>
+                <w:sz w:val="22"/>
+                <w:szCs w:val="22"/>
+                <w:lang w:val="en-US" w:eastAsia="en-US" w:bidi="ar-SA"/>
+              </w:rPr>
+            </w:pPr>
+            <w:r>
+              <w:rPr>
+                <w:rFonts w:eastAsia="Calibri" w:cs=""/>
+                <w:kern w:val="0"/>
+                <w:sz w:val="22"/>
+                <w:szCs w:val="22"/>
+                <w:lang w:val="en-US" w:eastAsia="en-US" w:bidi="ar-SA"/>
+              </w:rPr>
+              <w:t>JSON</w:t>
+            </w:r>
+          </w:p>
+        </w:tc>
+        <w:tc>
+          <w:tcPr>
+            <w:tcW w:w="3555" w:type="dxa"/>
+            <w:tcBorders/>
+            <w:vAlign w:val="center"/>
+          </w:tcPr>
+          <w:p>
+            <w:pPr>
+              <w:pStyle w:val="NoSpacing"/>
+              <w:widowControl/>
+              <w:suppressAutoHyphens w:val="true"/>
+              <w:spacing w:before="0" w:after="0"/>
+              <w:jc w:val="start"/>
+              <w:rPr>
+                <w:rFonts w:ascii="Calibri" w:hAnsi="Calibri" w:eastAsia="Calibri" w:cs=""/>
+                <w:kern w:val="0"/>
+                <w:sz w:val="22"/>
+                <w:szCs w:val="22"/>
+                <w:lang w:val="en-US" w:eastAsia="en-US" w:bidi="ar-SA"/>
+              </w:rPr>
+            </w:pPr>
+            <w:r>
+              <w:rPr>
+                <w:rFonts w:eastAsia="Calibri" w:cs=""/>
+                <w:kern w:val="0"/>
+                <w:sz w:val="22"/>
+                <w:szCs w:val="22"/>
+                <w:lang w:val="en-US" w:eastAsia="en-US" w:bidi="ar-SA"/>
+              </w:rPr>
+              <w:t>JSON data from the APIs is processed and transformed into HTML elements dynamically. The application loops through arrays of JSON objects to display lists of movies or shows and extracts specific attributes such as title, poster, and rating.</w:t>
+            </w:r>
+          </w:p>
+        </w:tc>
+        <w:tc>
+          <w:tcPr>
+            <w:tcW w:w="4003" w:type="dxa"/>
+            <w:tcBorders/>
+            <w:vAlign w:val="center"/>
+          </w:tcPr>
+          <w:p>
+            <w:pPr>
+              <w:pStyle w:val="NoSpacing"/>
+              <w:widowControl/>
+              <w:suppressAutoHyphens w:val="true"/>
+              <w:spacing w:before="0" w:after="0"/>
+              <w:jc w:val="start"/>
+              <w:rPr>
+                <w:rFonts w:ascii="Calibri" w:hAnsi="Calibri" w:eastAsia="Calibri" w:cs=""/>
+                <w:kern w:val="0"/>
+                <w:sz w:val="22"/>
+                <w:szCs w:val="22"/>
+                <w:lang w:val="en-US" w:eastAsia="en-US" w:bidi="ar-SA"/>
+              </w:rPr>
+            </w:pPr>
+            <w:r>
+              <w:rPr>
+                <w:rFonts w:eastAsia="Calibri" w:cs=""/>
+                <w:kern w:val="0"/>
+                <w:sz w:val="22"/>
+                <w:szCs w:val="22"/>
+                <w:lang w:val="en-US" w:eastAsia="en-US" w:bidi="ar-SA"/>
+              </w:rPr>
+              <w:t>This can be seen on the home page when search results are displayed, as well as on the detail page where specific information about each item is shown.</w:t>
             </w:r>
           </w:p>
         </w:tc>
@@ -2391,14 +2644,14 @@
         <w:tc>
           <w:tcPr>
             <w:tcW w:w="1167" w:type="dxa"/>
-            <w:vMerge w:val="continue"/>
-            <w:tcBorders/>
-            <w:vAlign w:val="center"/>
-          </w:tcPr>
-          <w:p>
-            <w:pPr>
-              <w:pStyle w:val="NoSpacing"/>
-              <w:widowControl/>
+            <w:tcBorders/>
+            <w:vAlign w:val="center"/>
+          </w:tcPr>
+          <w:p>
+            <w:pPr>
+              <w:pStyle w:val="NoSpacing"/>
+              <w:widowControl/>
+              <w:suppressAutoHyphens w:val="true"/>
               <w:spacing w:before="0" w:after="0"/>
               <w:jc w:val="start"/>
               <w:rPr>
@@ -2417,19 +2670,21 @@
                 <w:szCs w:val="22"/>
                 <w:lang w:val="en-US" w:eastAsia="en-US" w:bidi="ar-SA"/>
               </w:rPr>
-            </w:r>
-          </w:p>
-        </w:tc>
-        <w:tc>
-          <w:tcPr>
-            <w:tcW w:w="3556" w:type="dxa"/>
-            <w:tcBorders/>
-            <w:vAlign w:val="center"/>
-          </w:tcPr>
-          <w:p>
-            <w:pPr>
-              <w:pStyle w:val="NoSpacing"/>
-              <w:widowControl/>
+              <w:t>CSS</w:t>
+            </w:r>
+          </w:p>
+        </w:tc>
+        <w:tc>
+          <w:tcPr>
+            <w:tcW w:w="3555" w:type="dxa"/>
+            <w:tcBorders/>
+            <w:vAlign w:val="center"/>
+          </w:tcPr>
+          <w:p>
+            <w:pPr>
+              <w:pStyle w:val="NoSpacing"/>
+              <w:widowControl/>
+              <w:suppressAutoHyphens w:val="true"/>
               <w:spacing w:before="0" w:after="0"/>
               <w:jc w:val="start"/>
               <w:rPr>
@@ -2448,19 +2703,21 @@
                 <w:szCs w:val="22"/>
                 <w:lang w:val="en-US" w:eastAsia="en-US" w:bidi="ar-SA"/>
               </w:rPr>
-            </w:r>
-          </w:p>
-        </w:tc>
-        <w:tc>
-          <w:tcPr>
-            <w:tcW w:w="4002" w:type="dxa"/>
-            <w:tcBorders/>
-            <w:vAlign w:val="center"/>
-          </w:tcPr>
-          <w:p>
-            <w:pPr>
-              <w:pStyle w:val="NoSpacing"/>
-              <w:widowControl/>
+              <w:t>CSS is used to enhance the user interface with a modern dark theme. I implemented hover effects, transitions, and visual styling such as shadows, rounded corners, and responsive layouts to improve the user experience.</w:t>
+            </w:r>
+          </w:p>
+        </w:tc>
+        <w:tc>
+          <w:tcPr>
+            <w:tcW w:w="4003" w:type="dxa"/>
+            <w:tcBorders/>
+            <w:vAlign w:val="center"/>
+          </w:tcPr>
+          <w:p>
+            <w:pPr>
+              <w:pStyle w:val="NoSpacing"/>
+              <w:widowControl/>
+              <w:suppressAutoHyphens w:val="true"/>
               <w:spacing w:before="0" w:after="0"/>
               <w:jc w:val="start"/>
               <w:rPr>
@@ -2479,6 +2736,111 @@
                 <w:szCs w:val="22"/>
                 <w:lang w:val="en-US" w:eastAsia="en-US" w:bidi="ar-SA"/>
               </w:rPr>
+              <w:t>This can be seen throughout the application, especially when hovering over movie cards, buttons, and interactive elements.</w:t>
+            </w:r>
+          </w:p>
+        </w:tc>
+      </w:tr>
+      <w:tr>
+        <w:trPr>
+          <w:trHeight w:val="279" w:hRule="atLeast"/>
+        </w:trPr>
+        <w:tc>
+          <w:tcPr>
+            <w:tcW w:w="1167" w:type="dxa"/>
+            <w:tcBorders/>
+            <w:vAlign w:val="center"/>
+          </w:tcPr>
+          <w:p>
+            <w:pPr>
+              <w:pStyle w:val="NoSpacing"/>
+              <w:widowControl/>
+              <w:suppressAutoHyphens w:val="true"/>
+              <w:spacing w:before="0" w:after="0"/>
+              <w:jc w:val="start"/>
+              <w:rPr>
+                <w:rFonts w:ascii="Calibri" w:hAnsi="Calibri" w:eastAsia="Calibri" w:cs=""/>
+                <w:kern w:val="0"/>
+                <w:sz w:val="22"/>
+                <w:szCs w:val="22"/>
+                <w:lang w:val="en-US" w:eastAsia="en-US" w:bidi="ar-SA"/>
+              </w:rPr>
+            </w:pPr>
+            <w:r>
+              <w:rPr>
+                <w:rFonts w:eastAsia="Calibri" w:cs=""/>
+                <w:kern w:val="0"/>
+                <w:sz w:val="22"/>
+                <w:szCs w:val="22"/>
+                <w:lang w:val="en-US" w:eastAsia="en-US" w:bidi="ar-SA"/>
+              </w:rPr>
+              <w:t>Events</w:t>
+            </w:r>
+          </w:p>
+        </w:tc>
+        <w:tc>
+          <w:tcPr>
+            <w:tcW w:w="3555" w:type="dxa"/>
+            <w:tcBorders/>
+            <w:vAlign w:val="center"/>
+          </w:tcPr>
+          <w:p>
+            <w:pPr>
+              <w:pStyle w:val="NoSpacing"/>
+              <w:widowControl/>
+              <w:suppressAutoHyphens w:val="true"/>
+              <w:spacing w:before="0" w:after="0"/>
+              <w:jc w:val="start"/>
+              <w:rPr>
+                <w:rFonts w:ascii="Calibri" w:hAnsi="Calibri" w:eastAsia="Calibri" w:cs=""/>
+                <w:kern w:val="0"/>
+                <w:sz w:val="22"/>
+                <w:szCs w:val="22"/>
+                <w:lang w:val="en-US" w:eastAsia="en-US" w:bidi="ar-SA"/>
+              </w:rPr>
+            </w:pPr>
+            <w:r>
+              <w:rPr>
+                <w:rFonts w:eastAsia="Calibri" w:cs=""/>
+                <w:kern w:val="0"/>
+                <w:sz w:val="22"/>
+                <w:szCs w:val="22"/>
+                <w:lang w:val="en-US" w:eastAsia="en-US" w:bidi="ar-SA"/>
+              </w:rPr>
+              <w:t>Events are used to handle user interactions such as clicking buttons, loading the page, and interacting with lists. Click events are used for adding/removing items from the watchlist, while the load event initializes the application with data.</w:t>
+            </w:r>
+          </w:p>
+        </w:tc>
+        <w:tc>
+          <w:tcPr>
+            <w:tcW w:w="4003" w:type="dxa"/>
+            <w:tcBorders/>
+            <w:vAlign w:val="center"/>
+          </w:tcPr>
+          <w:p>
+            <w:pPr>
+              <w:pStyle w:val="NoSpacing"/>
+              <w:widowControl/>
+              <w:suppressAutoHyphens w:val="true"/>
+              <w:spacing w:before="0" w:after="0"/>
+              <w:jc w:val="start"/>
+              <w:rPr>
+                <w:rFonts w:ascii="Calibri" w:hAnsi="Calibri" w:eastAsia="Calibri" w:cs=""/>
+                <w:kern w:val="0"/>
+                <w:sz w:val="22"/>
+                <w:szCs w:val="22"/>
+                <w:lang w:val="en-US" w:eastAsia="en-US" w:bidi="ar-SA"/>
+              </w:rPr>
+            </w:pPr>
+            <w:r>
+              <w:rPr>
+                <w:rFonts w:eastAsia="Calibri" w:cs=""/>
+                <w:kern w:val="0"/>
+                <w:sz w:val="22"/>
+                <w:szCs w:val="22"/>
+                <w:lang w:val="en-US" w:eastAsia="en-US" w:bidi="ar-SA"/>
+              </w:rPr>
+              <w:t>This can be seen when the user clicks to add a movie to their watchlist or when the page loads and displays initial content.</w:t>
             </w:r>
           </w:p>
         </w:tc>
@@ -2490,14 +2852,14 @@
         <w:tc>
           <w:tcPr>
             <w:tcW w:w="1167" w:type="dxa"/>
-            <w:vMerge w:val="continue"/>
-            <w:tcBorders/>
-            <w:vAlign w:val="center"/>
-          </w:tcPr>
-          <w:p>
-            <w:pPr>
-              <w:pStyle w:val="NoSpacing"/>
-              <w:widowControl/>
+            <w:tcBorders/>
+            <w:vAlign w:val="center"/>
+          </w:tcPr>
+          <w:p>
+            <w:pPr>
+              <w:pStyle w:val="NoSpacing"/>
+              <w:widowControl/>
+              <w:suppressAutoHyphens w:val="true"/>
               <w:spacing w:before="0" w:after="0"/>
               <w:jc w:val="start"/>
               <w:rPr>
@@ -2516,19 +2878,21 @@
                 <w:szCs w:val="22"/>
                 <w:lang w:val="en-US" w:eastAsia="en-US" w:bidi="ar-SA"/>
               </w:rPr>
-            </w:r>
-          </w:p>
-        </w:tc>
-        <w:tc>
-          <w:tcPr>
-            <w:tcW w:w="3556" w:type="dxa"/>
-            <w:tcBorders/>
-            <w:vAlign w:val="center"/>
-          </w:tcPr>
-          <w:p>
-            <w:pPr>
-              <w:pStyle w:val="NoSpacing"/>
-              <w:widowControl/>
+              <w:t>Local Storage</w:t>
+            </w:r>
+          </w:p>
+        </w:tc>
+        <w:tc>
+          <w:tcPr>
+            <w:tcW w:w="3555" w:type="dxa"/>
+            <w:tcBorders/>
+            <w:vAlign w:val="center"/>
+          </w:tcPr>
+          <w:p>
+            <w:pPr>
+              <w:pStyle w:val="NoSpacing"/>
+              <w:widowControl/>
+              <w:suppressAutoHyphens w:val="true"/>
               <w:spacing w:before="0" w:after="0"/>
               <w:jc w:val="start"/>
               <w:rPr>
@@ -2547,19 +2911,22 @@
                 <w:szCs w:val="22"/>
                 <w:lang w:val="en-US" w:eastAsia="en-US" w:bidi="ar-SA"/>
               </w:rPr>
-            </w:r>
-          </w:p>
-        </w:tc>
-        <w:tc>
-          <w:tcPr>
-            <w:tcW w:w="4002" w:type="dxa"/>
-            <w:tcBorders/>
-            <w:vAlign w:val="center"/>
-          </w:tcPr>
-          <w:p>
-            <w:pPr>
-              <w:pStyle w:val="NoSpacing"/>
-              <w:widowControl/>
+              <w:t>Local Storage is used to save user data such as watchlists, favorites, and watched items. This allows the application to persist user data even after refreshing the page.</w:t>
+            </w:r>
+          </w:p>
+        </w:tc>
+        <w:tc>
+          <w:tcPr>
+            <w:tcW w:w="4003" w:type="dxa"/>
+            <w:tcBorders/>
+            <w:vAlign w:val="center"/>
+          </w:tcPr>
+          <w:p>
+            <w:pPr>
+              <w:pStyle w:val="NoSpacing"/>
+              <w:widowControl/>
+              <w:suppressAutoHyphens w:val="true"/>
+              <w:bidi w:val="0"/>
               <w:spacing w:before="0" w:after="0"/>
               <w:jc w:val="start"/>
               <w:rPr>
@@ -2578,1496 +2945,7 @@
                 <w:szCs w:val="22"/>
                 <w:lang w:val="en-US" w:eastAsia="en-US" w:bidi="ar-SA"/>
               </w:rPr>
-            </w:r>
-          </w:p>
-        </w:tc>
-      </w:tr>
-      <w:tr>
-        <w:trPr>
-          <w:trHeight w:val="279" w:hRule="atLeast"/>
-        </w:trPr>
-        <w:tc>
-          <w:tcPr>
-            <w:tcW w:w="1167" w:type="dxa"/>
-            <w:vMerge w:val="restart"/>
-            <w:tcBorders/>
-            <w:vAlign w:val="center"/>
-          </w:tcPr>
-          <w:p>
-            <w:pPr>
-              <w:pStyle w:val="NoSpacing"/>
-              <w:widowControl/>
-              <w:spacing w:before="0" w:after="0"/>
-              <w:jc w:val="start"/>
-              <w:rPr>
-                <w:rFonts w:ascii="Calibri" w:hAnsi="Calibri" w:eastAsia="Calibri" w:cs=""/>
-                <w:kern w:val="0"/>
-                <w:sz w:val="22"/>
-                <w:szCs w:val="22"/>
-                <w:lang w:val="en-US" w:eastAsia="en-US" w:bidi="ar-SA"/>
-              </w:rPr>
-            </w:pPr>
-            <w:r>
-              <w:rPr>
-                <w:rFonts w:eastAsia="Calibri" w:cs=""/>
-                <w:kern w:val="0"/>
-                <w:sz w:val="22"/>
-                <w:szCs w:val="22"/>
-                <w:lang w:val="en-US" w:eastAsia="en-US" w:bidi="ar-SA"/>
-              </w:rPr>
-              <w:t>Third-party APIs</w:t>
-            </w:r>
-          </w:p>
-        </w:tc>
-        <w:tc>
-          <w:tcPr>
-            <w:tcW w:w="3556" w:type="dxa"/>
-            <w:tcBorders/>
-            <w:vAlign w:val="center"/>
-          </w:tcPr>
-          <w:p>
-            <w:pPr>
-              <w:pStyle w:val="NoSpacing"/>
-              <w:widowControl/>
-              <w:spacing w:before="0" w:after="0"/>
-              <w:jc w:val="start"/>
-              <w:rPr>
-                <w:rFonts w:ascii="Calibri" w:hAnsi="Calibri" w:eastAsia="Calibri" w:cs=""/>
-                <w:kern w:val="0"/>
-                <w:sz w:val="22"/>
-                <w:szCs w:val="22"/>
-                <w:lang w:val="en-US" w:eastAsia="en-US" w:bidi="ar-SA"/>
-              </w:rPr>
-            </w:pPr>
-            <w:r>
-              <w:rPr>
-                <w:rFonts w:eastAsia="Calibri" w:cs=""/>
-                <w:kern w:val="0"/>
-                <w:sz w:val="22"/>
-                <w:szCs w:val="22"/>
-                <w:lang w:val="en-US" w:eastAsia="en-US" w:bidi="ar-SA"/>
-              </w:rPr>
-            </w:r>
-          </w:p>
-        </w:tc>
-        <w:tc>
-          <w:tcPr>
-            <w:tcW w:w="4002" w:type="dxa"/>
-            <w:tcBorders/>
-            <w:vAlign w:val="center"/>
-          </w:tcPr>
-          <w:p>
-            <w:pPr>
-              <w:pStyle w:val="NoSpacing"/>
-              <w:widowControl/>
-              <w:spacing w:before="0" w:after="0"/>
-              <w:jc w:val="start"/>
-              <w:rPr>
-                <w:rFonts w:ascii="Calibri" w:hAnsi="Calibri" w:eastAsia="Calibri" w:cs=""/>
-                <w:kern w:val="0"/>
-                <w:sz w:val="22"/>
-                <w:szCs w:val="22"/>
-                <w:lang w:val="en-US" w:eastAsia="en-US" w:bidi="ar-SA"/>
-              </w:rPr>
-            </w:pPr>
-            <w:r>
-              <w:rPr>
-                <w:rFonts w:eastAsia="Calibri" w:cs=""/>
-                <w:kern w:val="0"/>
-                <w:sz w:val="22"/>
-                <w:szCs w:val="22"/>
-                <w:lang w:val="en-US" w:eastAsia="en-US" w:bidi="ar-SA"/>
-              </w:rPr>
-            </w:r>
-          </w:p>
-        </w:tc>
-      </w:tr>
-      <w:tr>
-        <w:trPr>
-          <w:trHeight w:val="279" w:hRule="atLeast"/>
-        </w:trPr>
-        <w:tc>
-          <w:tcPr>
-            <w:tcW w:w="1167" w:type="dxa"/>
-            <w:vMerge w:val="continue"/>
-            <w:tcBorders/>
-            <w:vAlign w:val="center"/>
-          </w:tcPr>
-          <w:p>
-            <w:pPr>
-              <w:pStyle w:val="NoSpacing"/>
-              <w:widowControl/>
-              <w:spacing w:before="0" w:after="0"/>
-              <w:jc w:val="start"/>
-              <w:rPr>
-                <w:rFonts w:ascii="Calibri" w:hAnsi="Calibri" w:eastAsia="Calibri" w:cs=""/>
-                <w:kern w:val="0"/>
-                <w:sz w:val="22"/>
-                <w:szCs w:val="22"/>
-                <w:lang w:val="en-US" w:eastAsia="en-US" w:bidi="ar-SA"/>
-              </w:rPr>
-            </w:pPr>
-            <w:r>
-              <w:rPr>
-                <w:rFonts w:eastAsia="Calibri" w:cs=""/>
-                <w:kern w:val="0"/>
-                <w:sz w:val="22"/>
-                <w:szCs w:val="22"/>
-                <w:lang w:val="en-US" w:eastAsia="en-US" w:bidi="ar-SA"/>
-              </w:rPr>
-            </w:r>
-          </w:p>
-        </w:tc>
-        <w:tc>
-          <w:tcPr>
-            <w:tcW w:w="3556" w:type="dxa"/>
-            <w:tcBorders/>
-            <w:vAlign w:val="center"/>
-          </w:tcPr>
-          <w:p>
-            <w:pPr>
-              <w:pStyle w:val="NoSpacing"/>
-              <w:widowControl/>
-              <w:spacing w:before="0" w:after="0"/>
-              <w:jc w:val="start"/>
-              <w:rPr>
-                <w:rFonts w:ascii="Calibri" w:hAnsi="Calibri" w:eastAsia="Calibri" w:cs=""/>
-                <w:kern w:val="0"/>
-                <w:sz w:val="22"/>
-                <w:szCs w:val="22"/>
-                <w:lang w:val="en-US" w:eastAsia="en-US" w:bidi="ar-SA"/>
-              </w:rPr>
-            </w:pPr>
-            <w:r>
-              <w:rPr>
-                <w:rFonts w:eastAsia="Calibri" w:cs=""/>
-                <w:kern w:val="0"/>
-                <w:sz w:val="22"/>
-                <w:szCs w:val="22"/>
-                <w:lang w:val="en-US" w:eastAsia="en-US" w:bidi="ar-SA"/>
-              </w:rPr>
-            </w:r>
-          </w:p>
-        </w:tc>
-        <w:tc>
-          <w:tcPr>
-            <w:tcW w:w="4002" w:type="dxa"/>
-            <w:tcBorders/>
-            <w:vAlign w:val="center"/>
-          </w:tcPr>
-          <w:p>
-            <w:pPr>
-              <w:pStyle w:val="NoSpacing"/>
-              <w:widowControl/>
-              <w:spacing w:before="0" w:after="0"/>
-              <w:jc w:val="start"/>
-              <w:rPr>
-                <w:rFonts w:ascii="Calibri" w:hAnsi="Calibri" w:eastAsia="Calibri" w:cs=""/>
-                <w:kern w:val="0"/>
-                <w:sz w:val="22"/>
-                <w:szCs w:val="22"/>
-                <w:lang w:val="en-US" w:eastAsia="en-US" w:bidi="ar-SA"/>
-              </w:rPr>
-            </w:pPr>
-            <w:r>
-              <w:rPr>
-                <w:rFonts w:eastAsia="Calibri" w:cs=""/>
-                <w:kern w:val="0"/>
-                <w:sz w:val="22"/>
-                <w:szCs w:val="22"/>
-                <w:lang w:val="en-US" w:eastAsia="en-US" w:bidi="ar-SA"/>
-              </w:rPr>
-            </w:r>
-          </w:p>
-        </w:tc>
-      </w:tr>
-      <w:tr>
-        <w:trPr>
-          <w:trHeight w:val="279" w:hRule="atLeast"/>
-        </w:trPr>
-        <w:tc>
-          <w:tcPr>
-            <w:tcW w:w="1167" w:type="dxa"/>
-            <w:vMerge w:val="continue"/>
-            <w:tcBorders/>
-            <w:vAlign w:val="center"/>
-          </w:tcPr>
-          <w:p>
-            <w:pPr>
-              <w:pStyle w:val="NoSpacing"/>
-              <w:widowControl/>
-              <w:spacing w:before="0" w:after="0"/>
-              <w:jc w:val="start"/>
-              <w:rPr>
-                <w:rFonts w:ascii="Calibri" w:hAnsi="Calibri" w:eastAsia="Calibri" w:cs=""/>
-                <w:kern w:val="0"/>
-                <w:sz w:val="22"/>
-                <w:szCs w:val="22"/>
-                <w:lang w:val="en-US" w:eastAsia="en-US" w:bidi="ar-SA"/>
-              </w:rPr>
-            </w:pPr>
-            <w:r>
-              <w:rPr>
-                <w:rFonts w:eastAsia="Calibri" w:cs=""/>
-                <w:kern w:val="0"/>
-                <w:sz w:val="22"/>
-                <w:szCs w:val="22"/>
-                <w:lang w:val="en-US" w:eastAsia="en-US" w:bidi="ar-SA"/>
-              </w:rPr>
-            </w:r>
-          </w:p>
-        </w:tc>
-        <w:tc>
-          <w:tcPr>
-            <w:tcW w:w="3556" w:type="dxa"/>
-            <w:tcBorders/>
-            <w:vAlign w:val="center"/>
-          </w:tcPr>
-          <w:p>
-            <w:pPr>
-              <w:pStyle w:val="NoSpacing"/>
-              <w:widowControl/>
-              <w:spacing w:before="0" w:after="0"/>
-              <w:jc w:val="start"/>
-              <w:rPr>
-                <w:rFonts w:ascii="Calibri" w:hAnsi="Calibri" w:eastAsia="Calibri" w:cs=""/>
-                <w:kern w:val="0"/>
-                <w:sz w:val="22"/>
-                <w:szCs w:val="22"/>
-                <w:lang w:val="en-US" w:eastAsia="en-US" w:bidi="ar-SA"/>
-              </w:rPr>
-            </w:pPr>
-            <w:r>
-              <w:rPr>
-                <w:rFonts w:eastAsia="Calibri" w:cs=""/>
-                <w:kern w:val="0"/>
-                <w:sz w:val="22"/>
-                <w:szCs w:val="22"/>
-                <w:lang w:val="en-US" w:eastAsia="en-US" w:bidi="ar-SA"/>
-              </w:rPr>
-            </w:r>
-          </w:p>
-        </w:tc>
-        <w:tc>
-          <w:tcPr>
-            <w:tcW w:w="4002" w:type="dxa"/>
-            <w:tcBorders/>
-            <w:vAlign w:val="center"/>
-          </w:tcPr>
-          <w:p>
-            <w:pPr>
-              <w:pStyle w:val="NoSpacing"/>
-              <w:widowControl/>
-              <w:spacing w:before="0" w:after="0"/>
-              <w:jc w:val="start"/>
-              <w:rPr>
-                <w:rFonts w:ascii="Calibri" w:hAnsi="Calibri" w:eastAsia="Calibri" w:cs=""/>
-                <w:kern w:val="0"/>
-                <w:sz w:val="22"/>
-                <w:szCs w:val="22"/>
-                <w:lang w:val="en-US" w:eastAsia="en-US" w:bidi="ar-SA"/>
-              </w:rPr>
-            </w:pPr>
-            <w:r>
-              <w:rPr>
-                <w:rFonts w:eastAsia="Calibri" w:cs=""/>
-                <w:kern w:val="0"/>
-                <w:sz w:val="22"/>
-                <w:szCs w:val="22"/>
-                <w:lang w:val="en-US" w:eastAsia="en-US" w:bidi="ar-SA"/>
-              </w:rPr>
-            </w:r>
-          </w:p>
-        </w:tc>
-      </w:tr>
-      <w:tr>
-        <w:trPr>
-          <w:trHeight w:val="279" w:hRule="atLeast"/>
-        </w:trPr>
-        <w:tc>
-          <w:tcPr>
-            <w:tcW w:w="1167" w:type="dxa"/>
-            <w:vMerge w:val="restart"/>
-            <w:tcBorders/>
-            <w:vAlign w:val="center"/>
-          </w:tcPr>
-          <w:p>
-            <w:pPr>
-              <w:pStyle w:val="NoSpacing"/>
-              <w:widowControl/>
-              <w:spacing w:before="0" w:after="0"/>
-              <w:jc w:val="start"/>
-              <w:rPr>
-                <w:rFonts w:ascii="Calibri" w:hAnsi="Calibri" w:eastAsia="Calibri" w:cs=""/>
-                <w:kern w:val="0"/>
-                <w:sz w:val="22"/>
-                <w:szCs w:val="22"/>
-                <w:lang w:val="en-US" w:eastAsia="en-US" w:bidi="ar-SA"/>
-              </w:rPr>
-            </w:pPr>
-            <w:r>
-              <w:rPr>
-                <w:rFonts w:eastAsia="Calibri" w:cs=""/>
-                <w:kern w:val="0"/>
-                <w:sz w:val="22"/>
-                <w:szCs w:val="22"/>
-                <w:lang w:val="en-US" w:eastAsia="en-US" w:bidi="ar-SA"/>
-              </w:rPr>
-              <w:t>JSON</w:t>
-            </w:r>
-          </w:p>
-        </w:tc>
-        <w:tc>
-          <w:tcPr>
-            <w:tcW w:w="3556" w:type="dxa"/>
-            <w:tcBorders/>
-            <w:vAlign w:val="center"/>
-          </w:tcPr>
-          <w:p>
-            <w:pPr>
-              <w:pStyle w:val="NoSpacing"/>
-              <w:widowControl/>
-              <w:spacing w:before="0" w:after="0"/>
-              <w:jc w:val="start"/>
-              <w:rPr>
-                <w:rFonts w:ascii="Calibri" w:hAnsi="Calibri" w:eastAsia="Calibri" w:cs=""/>
-                <w:kern w:val="0"/>
-                <w:sz w:val="22"/>
-                <w:szCs w:val="22"/>
-                <w:lang w:val="en-US" w:eastAsia="en-US" w:bidi="ar-SA"/>
-              </w:rPr>
-            </w:pPr>
-            <w:r>
-              <w:rPr>
-                <w:rFonts w:eastAsia="Calibri" w:cs=""/>
-                <w:kern w:val="0"/>
-                <w:sz w:val="22"/>
-                <w:szCs w:val="22"/>
-                <w:lang w:val="en-US" w:eastAsia="en-US" w:bidi="ar-SA"/>
-              </w:rPr>
-            </w:r>
-          </w:p>
-        </w:tc>
-        <w:tc>
-          <w:tcPr>
-            <w:tcW w:w="4002" w:type="dxa"/>
-            <w:tcBorders/>
-            <w:vAlign w:val="center"/>
-          </w:tcPr>
-          <w:p>
-            <w:pPr>
-              <w:pStyle w:val="NoSpacing"/>
-              <w:widowControl/>
-              <w:spacing w:before="0" w:after="0"/>
-              <w:jc w:val="start"/>
-              <w:rPr>
-                <w:rFonts w:ascii="Calibri" w:hAnsi="Calibri" w:eastAsia="Calibri" w:cs=""/>
-                <w:kern w:val="0"/>
-                <w:sz w:val="22"/>
-                <w:szCs w:val="22"/>
-                <w:lang w:val="en-US" w:eastAsia="en-US" w:bidi="ar-SA"/>
-              </w:rPr>
-            </w:pPr>
-            <w:r>
-              <w:rPr>
-                <w:rFonts w:eastAsia="Calibri" w:cs=""/>
-                <w:kern w:val="0"/>
-                <w:sz w:val="22"/>
-                <w:szCs w:val="22"/>
-                <w:lang w:val="en-US" w:eastAsia="en-US" w:bidi="ar-SA"/>
-              </w:rPr>
-            </w:r>
-          </w:p>
-        </w:tc>
-      </w:tr>
-      <w:tr>
-        <w:trPr>
-          <w:trHeight w:val="268" w:hRule="atLeast"/>
-        </w:trPr>
-        <w:tc>
-          <w:tcPr>
-            <w:tcW w:w="1167" w:type="dxa"/>
-            <w:vMerge w:val="continue"/>
-            <w:tcBorders/>
-            <w:vAlign w:val="center"/>
-          </w:tcPr>
-          <w:p>
-            <w:pPr>
-              <w:pStyle w:val="NoSpacing"/>
-              <w:widowControl/>
-              <w:spacing w:before="0" w:after="0"/>
-              <w:jc w:val="start"/>
-              <w:rPr>
-                <w:rFonts w:ascii="Calibri" w:hAnsi="Calibri" w:eastAsia="Calibri" w:cs=""/>
-                <w:kern w:val="0"/>
-                <w:sz w:val="22"/>
-                <w:szCs w:val="22"/>
-                <w:lang w:val="en-US" w:eastAsia="en-US" w:bidi="ar-SA"/>
-              </w:rPr>
-            </w:pPr>
-            <w:r>
-              <w:rPr>
-                <w:rFonts w:eastAsia="Calibri" w:cs=""/>
-                <w:kern w:val="0"/>
-                <w:sz w:val="22"/>
-                <w:szCs w:val="22"/>
-                <w:lang w:val="en-US" w:eastAsia="en-US" w:bidi="ar-SA"/>
-              </w:rPr>
-            </w:r>
-          </w:p>
-        </w:tc>
-        <w:tc>
-          <w:tcPr>
-            <w:tcW w:w="3556" w:type="dxa"/>
-            <w:tcBorders/>
-            <w:vAlign w:val="center"/>
-          </w:tcPr>
-          <w:p>
-            <w:pPr>
-              <w:pStyle w:val="NoSpacing"/>
-              <w:widowControl/>
-              <w:spacing w:before="0" w:after="0"/>
-              <w:jc w:val="start"/>
-              <w:rPr>
-                <w:rFonts w:ascii="Calibri" w:hAnsi="Calibri" w:eastAsia="Calibri" w:cs=""/>
-                <w:kern w:val="0"/>
-                <w:sz w:val="22"/>
-                <w:szCs w:val="22"/>
-                <w:lang w:val="en-US" w:eastAsia="en-US" w:bidi="ar-SA"/>
-              </w:rPr>
-            </w:pPr>
-            <w:r>
-              <w:rPr>
-                <w:rFonts w:eastAsia="Calibri" w:cs=""/>
-                <w:kern w:val="0"/>
-                <w:sz w:val="22"/>
-                <w:szCs w:val="22"/>
-                <w:lang w:val="en-US" w:eastAsia="en-US" w:bidi="ar-SA"/>
-              </w:rPr>
-            </w:r>
-          </w:p>
-        </w:tc>
-        <w:tc>
-          <w:tcPr>
-            <w:tcW w:w="4002" w:type="dxa"/>
-            <w:tcBorders/>
-            <w:vAlign w:val="center"/>
-          </w:tcPr>
-          <w:p>
-            <w:pPr>
-              <w:pStyle w:val="NoSpacing"/>
-              <w:widowControl/>
-              <w:spacing w:before="0" w:after="0"/>
-              <w:jc w:val="start"/>
-              <w:rPr>
-                <w:rFonts w:ascii="Calibri" w:hAnsi="Calibri" w:eastAsia="Calibri" w:cs=""/>
-                <w:kern w:val="0"/>
-                <w:sz w:val="22"/>
-                <w:szCs w:val="22"/>
-                <w:lang w:val="en-US" w:eastAsia="en-US" w:bidi="ar-SA"/>
-              </w:rPr>
-            </w:pPr>
-            <w:r>
-              <w:rPr>
-                <w:rFonts w:eastAsia="Calibri" w:cs=""/>
-                <w:kern w:val="0"/>
-                <w:sz w:val="22"/>
-                <w:szCs w:val="22"/>
-                <w:lang w:val="en-US" w:eastAsia="en-US" w:bidi="ar-SA"/>
-              </w:rPr>
-            </w:r>
-          </w:p>
-        </w:tc>
-      </w:tr>
-      <w:tr>
-        <w:trPr>
-          <w:trHeight w:val="268" w:hRule="atLeast"/>
-        </w:trPr>
-        <w:tc>
-          <w:tcPr>
-            <w:tcW w:w="1167" w:type="dxa"/>
-            <w:vMerge w:val="continue"/>
-            <w:tcBorders/>
-            <w:vAlign w:val="center"/>
-          </w:tcPr>
-          <w:p>
-            <w:pPr>
-              <w:pStyle w:val="NoSpacing"/>
-              <w:widowControl/>
-              <w:spacing w:before="0" w:after="0"/>
-              <w:jc w:val="start"/>
-              <w:rPr>
-                <w:rFonts w:ascii="Calibri" w:hAnsi="Calibri" w:eastAsia="Calibri" w:cs=""/>
-                <w:kern w:val="0"/>
-                <w:sz w:val="22"/>
-                <w:szCs w:val="22"/>
-                <w:lang w:val="en-US" w:eastAsia="en-US" w:bidi="ar-SA"/>
-              </w:rPr>
-            </w:pPr>
-            <w:r>
-              <w:rPr>
-                <w:rFonts w:eastAsia="Calibri" w:cs=""/>
-                <w:kern w:val="0"/>
-                <w:sz w:val="22"/>
-                <w:szCs w:val="22"/>
-                <w:lang w:val="en-US" w:eastAsia="en-US" w:bidi="ar-SA"/>
-              </w:rPr>
-            </w:r>
-          </w:p>
-        </w:tc>
-        <w:tc>
-          <w:tcPr>
-            <w:tcW w:w="3556" w:type="dxa"/>
-            <w:tcBorders/>
-            <w:vAlign w:val="center"/>
-          </w:tcPr>
-          <w:p>
-            <w:pPr>
-              <w:pStyle w:val="NoSpacing"/>
-              <w:widowControl/>
-              <w:spacing w:before="0" w:after="0"/>
-              <w:jc w:val="start"/>
-              <w:rPr>
-                <w:rFonts w:ascii="Calibri" w:hAnsi="Calibri" w:eastAsia="Calibri" w:cs=""/>
-                <w:kern w:val="0"/>
-                <w:sz w:val="22"/>
-                <w:szCs w:val="22"/>
-                <w:lang w:val="en-US" w:eastAsia="en-US" w:bidi="ar-SA"/>
-              </w:rPr>
-            </w:pPr>
-            <w:r>
-              <w:rPr>
-                <w:rFonts w:eastAsia="Calibri" w:cs=""/>
-                <w:kern w:val="0"/>
-                <w:sz w:val="22"/>
-                <w:szCs w:val="22"/>
-                <w:lang w:val="en-US" w:eastAsia="en-US" w:bidi="ar-SA"/>
-              </w:rPr>
-            </w:r>
-          </w:p>
-        </w:tc>
-        <w:tc>
-          <w:tcPr>
-            <w:tcW w:w="4002" w:type="dxa"/>
-            <w:tcBorders/>
-            <w:vAlign w:val="center"/>
-          </w:tcPr>
-          <w:p>
-            <w:pPr>
-              <w:pStyle w:val="NoSpacing"/>
-              <w:widowControl/>
-              <w:spacing w:before="0" w:after="0"/>
-              <w:jc w:val="start"/>
-              <w:rPr>
-                <w:rFonts w:ascii="Calibri" w:hAnsi="Calibri" w:eastAsia="Calibri" w:cs=""/>
-                <w:kern w:val="0"/>
-                <w:sz w:val="22"/>
-                <w:szCs w:val="22"/>
-                <w:lang w:val="en-US" w:eastAsia="en-US" w:bidi="ar-SA"/>
-              </w:rPr>
-            </w:pPr>
-            <w:r>
-              <w:rPr>
-                <w:rFonts w:eastAsia="Calibri" w:cs=""/>
-                <w:kern w:val="0"/>
-                <w:sz w:val="22"/>
-                <w:szCs w:val="22"/>
-                <w:lang w:val="en-US" w:eastAsia="en-US" w:bidi="ar-SA"/>
-              </w:rPr>
-            </w:r>
-          </w:p>
-        </w:tc>
-      </w:tr>
-      <w:tr>
-        <w:trPr>
-          <w:trHeight w:val="268" w:hRule="atLeast"/>
-        </w:trPr>
-        <w:tc>
-          <w:tcPr>
-            <w:tcW w:w="1167" w:type="dxa"/>
-            <w:vMerge w:val="restart"/>
-            <w:tcBorders/>
-            <w:vAlign w:val="center"/>
-          </w:tcPr>
-          <w:p>
-            <w:pPr>
-              <w:pStyle w:val="NoSpacing"/>
-              <w:widowControl/>
-              <w:spacing w:before="0" w:after="0"/>
-              <w:jc w:val="start"/>
-              <w:rPr>
-                <w:rFonts w:ascii="Calibri" w:hAnsi="Calibri" w:eastAsia="Calibri" w:cs=""/>
-                <w:kern w:val="0"/>
-                <w:sz w:val="22"/>
-                <w:szCs w:val="22"/>
-                <w:lang w:val="en-US" w:eastAsia="en-US" w:bidi="ar-SA"/>
-              </w:rPr>
-            </w:pPr>
-            <w:r>
-              <w:rPr>
-                <w:rFonts w:eastAsia="Calibri" w:cs=""/>
-                <w:kern w:val="0"/>
-                <w:sz w:val="22"/>
-                <w:szCs w:val="22"/>
-                <w:lang w:val="en-US" w:eastAsia="en-US" w:bidi="ar-SA"/>
-              </w:rPr>
-              <w:t>CSS</w:t>
-            </w:r>
-          </w:p>
-        </w:tc>
-        <w:tc>
-          <w:tcPr>
-            <w:tcW w:w="3556" w:type="dxa"/>
-            <w:tcBorders/>
-            <w:vAlign w:val="center"/>
-          </w:tcPr>
-          <w:p>
-            <w:pPr>
-              <w:pStyle w:val="NoSpacing"/>
-              <w:widowControl/>
-              <w:spacing w:before="0" w:after="0"/>
-              <w:jc w:val="start"/>
-              <w:rPr>
-                <w:rFonts w:ascii="Calibri" w:hAnsi="Calibri" w:eastAsia="Calibri" w:cs=""/>
-                <w:kern w:val="0"/>
-                <w:sz w:val="22"/>
-                <w:szCs w:val="22"/>
-                <w:lang w:val="en-US" w:eastAsia="en-US" w:bidi="ar-SA"/>
-              </w:rPr>
-            </w:pPr>
-            <w:r>
-              <w:rPr>
-                <w:rFonts w:eastAsia="Calibri" w:cs=""/>
-                <w:kern w:val="0"/>
-                <w:sz w:val="22"/>
-                <w:szCs w:val="22"/>
-                <w:lang w:val="en-US" w:eastAsia="en-US" w:bidi="ar-SA"/>
-              </w:rPr>
-            </w:r>
-          </w:p>
-        </w:tc>
-        <w:tc>
-          <w:tcPr>
-            <w:tcW w:w="4002" w:type="dxa"/>
-            <w:tcBorders/>
-            <w:vAlign w:val="center"/>
-          </w:tcPr>
-          <w:p>
-            <w:pPr>
-              <w:pStyle w:val="NoSpacing"/>
-              <w:widowControl/>
-              <w:spacing w:before="0" w:after="0"/>
-              <w:jc w:val="start"/>
-              <w:rPr>
-                <w:rFonts w:ascii="Calibri" w:hAnsi="Calibri" w:eastAsia="Calibri" w:cs=""/>
-                <w:kern w:val="0"/>
-                <w:sz w:val="22"/>
-                <w:szCs w:val="22"/>
-                <w:lang w:val="en-US" w:eastAsia="en-US" w:bidi="ar-SA"/>
-              </w:rPr>
-            </w:pPr>
-            <w:r>
-              <w:rPr>
-                <w:rFonts w:eastAsia="Calibri" w:cs=""/>
-                <w:kern w:val="0"/>
-                <w:sz w:val="22"/>
-                <w:szCs w:val="22"/>
-                <w:lang w:val="en-US" w:eastAsia="en-US" w:bidi="ar-SA"/>
-              </w:rPr>
-            </w:r>
-          </w:p>
-        </w:tc>
-      </w:tr>
-      <w:tr>
-        <w:trPr>
-          <w:trHeight w:val="268" w:hRule="atLeast"/>
-        </w:trPr>
-        <w:tc>
-          <w:tcPr>
-            <w:tcW w:w="1167" w:type="dxa"/>
-            <w:vMerge w:val="continue"/>
-            <w:tcBorders/>
-            <w:vAlign w:val="center"/>
-          </w:tcPr>
-          <w:p>
-            <w:pPr>
-              <w:pStyle w:val="NoSpacing"/>
-              <w:widowControl/>
-              <w:spacing w:before="0" w:after="0"/>
-              <w:jc w:val="start"/>
-              <w:rPr>
-                <w:rFonts w:ascii="Calibri" w:hAnsi="Calibri" w:eastAsia="Calibri" w:cs=""/>
-                <w:kern w:val="0"/>
-                <w:sz w:val="22"/>
-                <w:szCs w:val="22"/>
-                <w:lang w:val="en-US" w:eastAsia="en-US" w:bidi="ar-SA"/>
-              </w:rPr>
-            </w:pPr>
-            <w:r>
-              <w:rPr>
-                <w:rFonts w:eastAsia="Calibri" w:cs=""/>
-                <w:kern w:val="0"/>
-                <w:sz w:val="22"/>
-                <w:szCs w:val="22"/>
-                <w:lang w:val="en-US" w:eastAsia="en-US" w:bidi="ar-SA"/>
-              </w:rPr>
-            </w:r>
-          </w:p>
-        </w:tc>
-        <w:tc>
-          <w:tcPr>
-            <w:tcW w:w="3556" w:type="dxa"/>
-            <w:tcBorders/>
-            <w:vAlign w:val="center"/>
-          </w:tcPr>
-          <w:p>
-            <w:pPr>
-              <w:pStyle w:val="NoSpacing"/>
-              <w:widowControl/>
-              <w:spacing w:before="0" w:after="0"/>
-              <w:jc w:val="start"/>
-              <w:rPr>
-                <w:rFonts w:ascii="Calibri" w:hAnsi="Calibri" w:eastAsia="Calibri" w:cs=""/>
-                <w:kern w:val="0"/>
-                <w:sz w:val="22"/>
-                <w:szCs w:val="22"/>
-                <w:lang w:val="en-US" w:eastAsia="en-US" w:bidi="ar-SA"/>
-              </w:rPr>
-            </w:pPr>
-            <w:r>
-              <w:rPr>
-                <w:rFonts w:eastAsia="Calibri" w:cs=""/>
-                <w:kern w:val="0"/>
-                <w:sz w:val="22"/>
-                <w:szCs w:val="22"/>
-                <w:lang w:val="en-US" w:eastAsia="en-US" w:bidi="ar-SA"/>
-              </w:rPr>
-            </w:r>
-          </w:p>
-        </w:tc>
-        <w:tc>
-          <w:tcPr>
-            <w:tcW w:w="4002" w:type="dxa"/>
-            <w:tcBorders/>
-            <w:vAlign w:val="center"/>
-          </w:tcPr>
-          <w:p>
-            <w:pPr>
-              <w:pStyle w:val="NoSpacing"/>
-              <w:widowControl/>
-              <w:spacing w:before="0" w:after="0"/>
-              <w:jc w:val="start"/>
-              <w:rPr>
-                <w:rFonts w:ascii="Calibri" w:hAnsi="Calibri" w:eastAsia="Calibri" w:cs=""/>
-                <w:kern w:val="0"/>
-                <w:sz w:val="22"/>
-                <w:szCs w:val="22"/>
-                <w:lang w:val="en-US" w:eastAsia="en-US" w:bidi="ar-SA"/>
-              </w:rPr>
-            </w:pPr>
-            <w:r>
-              <w:rPr>
-                <w:rFonts w:eastAsia="Calibri" w:cs=""/>
-                <w:kern w:val="0"/>
-                <w:sz w:val="22"/>
-                <w:szCs w:val="22"/>
-                <w:lang w:val="en-US" w:eastAsia="en-US" w:bidi="ar-SA"/>
-              </w:rPr>
-            </w:r>
-          </w:p>
-        </w:tc>
-      </w:tr>
-      <w:tr>
-        <w:trPr>
-          <w:trHeight w:val="268" w:hRule="atLeast"/>
-        </w:trPr>
-        <w:tc>
-          <w:tcPr>
-            <w:tcW w:w="1167" w:type="dxa"/>
-            <w:vMerge w:val="continue"/>
-            <w:tcBorders/>
-            <w:vAlign w:val="center"/>
-          </w:tcPr>
-          <w:p>
-            <w:pPr>
-              <w:pStyle w:val="NoSpacing"/>
-              <w:widowControl/>
-              <w:spacing w:before="0" w:after="0"/>
-              <w:jc w:val="start"/>
-              <w:rPr>
-                <w:rFonts w:ascii="Calibri" w:hAnsi="Calibri" w:eastAsia="Calibri" w:cs=""/>
-                <w:kern w:val="0"/>
-                <w:sz w:val="22"/>
-                <w:szCs w:val="22"/>
-                <w:lang w:val="en-US" w:eastAsia="en-US" w:bidi="ar-SA"/>
-              </w:rPr>
-            </w:pPr>
-            <w:r>
-              <w:rPr>
-                <w:rFonts w:eastAsia="Calibri" w:cs=""/>
-                <w:kern w:val="0"/>
-                <w:sz w:val="22"/>
-                <w:szCs w:val="22"/>
-                <w:lang w:val="en-US" w:eastAsia="en-US" w:bidi="ar-SA"/>
-              </w:rPr>
-            </w:r>
-          </w:p>
-        </w:tc>
-        <w:tc>
-          <w:tcPr>
-            <w:tcW w:w="3556" w:type="dxa"/>
-            <w:tcBorders/>
-            <w:vAlign w:val="center"/>
-          </w:tcPr>
-          <w:p>
-            <w:pPr>
-              <w:pStyle w:val="NoSpacing"/>
-              <w:widowControl/>
-              <w:spacing w:before="0" w:after="0"/>
-              <w:jc w:val="start"/>
-              <w:rPr>
-                <w:rFonts w:ascii="Calibri" w:hAnsi="Calibri" w:eastAsia="Calibri" w:cs=""/>
-                <w:kern w:val="0"/>
-                <w:sz w:val="22"/>
-                <w:szCs w:val="22"/>
-                <w:lang w:val="en-US" w:eastAsia="en-US" w:bidi="ar-SA"/>
-              </w:rPr>
-            </w:pPr>
-            <w:r>
-              <w:rPr>
-                <w:rFonts w:eastAsia="Calibri" w:cs=""/>
-                <w:kern w:val="0"/>
-                <w:sz w:val="22"/>
-                <w:szCs w:val="22"/>
-                <w:lang w:val="en-US" w:eastAsia="en-US" w:bidi="ar-SA"/>
-              </w:rPr>
-            </w:r>
-          </w:p>
-        </w:tc>
-        <w:tc>
-          <w:tcPr>
-            <w:tcW w:w="4002" w:type="dxa"/>
-            <w:tcBorders/>
-            <w:vAlign w:val="center"/>
-          </w:tcPr>
-          <w:p>
-            <w:pPr>
-              <w:pStyle w:val="NoSpacing"/>
-              <w:widowControl/>
-              <w:spacing w:before="0" w:after="0"/>
-              <w:jc w:val="start"/>
-              <w:rPr>
-                <w:rFonts w:ascii="Calibri" w:hAnsi="Calibri" w:eastAsia="Calibri" w:cs=""/>
-                <w:kern w:val="0"/>
-                <w:sz w:val="22"/>
-                <w:szCs w:val="22"/>
-                <w:lang w:val="en-US" w:eastAsia="en-US" w:bidi="ar-SA"/>
-              </w:rPr>
-            </w:pPr>
-            <w:r>
-              <w:rPr>
-                <w:rFonts w:eastAsia="Calibri" w:cs=""/>
-                <w:kern w:val="0"/>
-                <w:sz w:val="22"/>
-                <w:szCs w:val="22"/>
-                <w:lang w:val="en-US" w:eastAsia="en-US" w:bidi="ar-SA"/>
-              </w:rPr>
-            </w:r>
-          </w:p>
-        </w:tc>
-      </w:tr>
-      <w:tr>
-        <w:trPr>
-          <w:trHeight w:val="279" w:hRule="atLeast"/>
-        </w:trPr>
-        <w:tc>
-          <w:tcPr>
-            <w:tcW w:w="1167" w:type="dxa"/>
-            <w:vMerge w:val="restart"/>
-            <w:tcBorders/>
-            <w:vAlign w:val="center"/>
-          </w:tcPr>
-          <w:p>
-            <w:pPr>
-              <w:pStyle w:val="NoSpacing"/>
-              <w:widowControl/>
-              <w:spacing w:before="0" w:after="0"/>
-              <w:jc w:val="start"/>
-              <w:rPr>
-                <w:rFonts w:ascii="Calibri" w:hAnsi="Calibri" w:eastAsia="Calibri" w:cs=""/>
-                <w:kern w:val="0"/>
-                <w:sz w:val="22"/>
-                <w:szCs w:val="22"/>
-                <w:lang w:val="en-US" w:eastAsia="en-US" w:bidi="ar-SA"/>
-              </w:rPr>
-            </w:pPr>
-            <w:r>
-              <w:rPr>
-                <w:rFonts w:eastAsia="Calibri" w:cs=""/>
-                <w:kern w:val="0"/>
-                <w:sz w:val="22"/>
-                <w:szCs w:val="22"/>
-                <w:lang w:val="en-US" w:eastAsia="en-US" w:bidi="ar-SA"/>
-              </w:rPr>
-              <w:t>Events</w:t>
-            </w:r>
-          </w:p>
-        </w:tc>
-        <w:tc>
-          <w:tcPr>
-            <w:tcW w:w="3556" w:type="dxa"/>
-            <w:tcBorders/>
-            <w:vAlign w:val="center"/>
-          </w:tcPr>
-          <w:p>
-            <w:pPr>
-              <w:pStyle w:val="NoSpacing"/>
-              <w:widowControl/>
-              <w:spacing w:before="0" w:after="0"/>
-              <w:jc w:val="start"/>
-              <w:rPr>
-                <w:rFonts w:ascii="Calibri" w:hAnsi="Calibri" w:eastAsia="Calibri" w:cs=""/>
-                <w:kern w:val="0"/>
-                <w:sz w:val="22"/>
-                <w:szCs w:val="22"/>
-                <w:lang w:val="en-US" w:eastAsia="en-US" w:bidi="ar-SA"/>
-              </w:rPr>
-            </w:pPr>
-            <w:r>
-              <w:rPr>
-                <w:rFonts w:eastAsia="Calibri" w:cs=""/>
-                <w:kern w:val="0"/>
-                <w:sz w:val="22"/>
-                <w:szCs w:val="22"/>
-                <w:lang w:val="en-US" w:eastAsia="en-US" w:bidi="ar-SA"/>
-              </w:rPr>
-            </w:r>
-          </w:p>
-        </w:tc>
-        <w:tc>
-          <w:tcPr>
-            <w:tcW w:w="4002" w:type="dxa"/>
-            <w:tcBorders/>
-            <w:vAlign w:val="center"/>
-          </w:tcPr>
-          <w:p>
-            <w:pPr>
-              <w:pStyle w:val="NoSpacing"/>
-              <w:widowControl/>
-              <w:spacing w:before="0" w:after="0"/>
-              <w:jc w:val="start"/>
-              <w:rPr>
-                <w:rFonts w:ascii="Calibri" w:hAnsi="Calibri" w:eastAsia="Calibri" w:cs=""/>
-                <w:kern w:val="0"/>
-                <w:sz w:val="22"/>
-                <w:szCs w:val="22"/>
-                <w:lang w:val="en-US" w:eastAsia="en-US" w:bidi="ar-SA"/>
-              </w:rPr>
-            </w:pPr>
-            <w:r>
-              <w:rPr>
-                <w:rFonts w:eastAsia="Calibri" w:cs=""/>
-                <w:kern w:val="0"/>
-                <w:sz w:val="22"/>
-                <w:szCs w:val="22"/>
-                <w:lang w:val="en-US" w:eastAsia="en-US" w:bidi="ar-SA"/>
-              </w:rPr>
-            </w:r>
-          </w:p>
-        </w:tc>
-      </w:tr>
-      <w:tr>
-        <w:trPr>
-          <w:trHeight w:val="279" w:hRule="atLeast"/>
-        </w:trPr>
-        <w:tc>
-          <w:tcPr>
-            <w:tcW w:w="1167" w:type="dxa"/>
-            <w:vMerge w:val="continue"/>
-            <w:tcBorders/>
-            <w:vAlign w:val="center"/>
-          </w:tcPr>
-          <w:p>
-            <w:pPr>
-              <w:pStyle w:val="NoSpacing"/>
-              <w:widowControl/>
-              <w:spacing w:before="0" w:after="0"/>
-              <w:jc w:val="start"/>
-              <w:rPr>
-                <w:rFonts w:ascii="Calibri" w:hAnsi="Calibri" w:eastAsia="Calibri" w:cs=""/>
-                <w:kern w:val="0"/>
-                <w:sz w:val="22"/>
-                <w:szCs w:val="22"/>
-                <w:lang w:val="en-US" w:eastAsia="en-US" w:bidi="ar-SA"/>
-              </w:rPr>
-            </w:pPr>
-            <w:r>
-              <w:rPr>
-                <w:rFonts w:eastAsia="Calibri" w:cs=""/>
-                <w:kern w:val="0"/>
-                <w:sz w:val="22"/>
-                <w:szCs w:val="22"/>
-                <w:lang w:val="en-US" w:eastAsia="en-US" w:bidi="ar-SA"/>
-              </w:rPr>
-            </w:r>
-          </w:p>
-        </w:tc>
-        <w:tc>
-          <w:tcPr>
-            <w:tcW w:w="3556" w:type="dxa"/>
-            <w:tcBorders/>
-            <w:vAlign w:val="center"/>
-          </w:tcPr>
-          <w:p>
-            <w:pPr>
-              <w:pStyle w:val="NoSpacing"/>
-              <w:widowControl/>
-              <w:spacing w:before="0" w:after="0"/>
-              <w:jc w:val="start"/>
-              <w:rPr>
-                <w:rFonts w:ascii="Calibri" w:hAnsi="Calibri" w:eastAsia="Calibri" w:cs=""/>
-                <w:kern w:val="0"/>
-                <w:sz w:val="22"/>
-                <w:szCs w:val="22"/>
-                <w:lang w:val="en-US" w:eastAsia="en-US" w:bidi="ar-SA"/>
-              </w:rPr>
-            </w:pPr>
-            <w:r>
-              <w:rPr>
-                <w:rFonts w:eastAsia="Calibri" w:cs=""/>
-                <w:kern w:val="0"/>
-                <w:sz w:val="22"/>
-                <w:szCs w:val="22"/>
-                <w:lang w:val="en-US" w:eastAsia="en-US" w:bidi="ar-SA"/>
-              </w:rPr>
-            </w:r>
-          </w:p>
-        </w:tc>
-        <w:tc>
-          <w:tcPr>
-            <w:tcW w:w="4002" w:type="dxa"/>
-            <w:tcBorders/>
-            <w:vAlign w:val="center"/>
-          </w:tcPr>
-          <w:p>
-            <w:pPr>
-              <w:pStyle w:val="NoSpacing"/>
-              <w:widowControl/>
-              <w:spacing w:before="0" w:after="0"/>
-              <w:jc w:val="start"/>
-              <w:rPr>
-                <w:rFonts w:ascii="Calibri" w:hAnsi="Calibri" w:eastAsia="Calibri" w:cs=""/>
-                <w:kern w:val="0"/>
-                <w:sz w:val="22"/>
-                <w:szCs w:val="22"/>
-                <w:lang w:val="en-US" w:eastAsia="en-US" w:bidi="ar-SA"/>
-              </w:rPr>
-            </w:pPr>
-            <w:r>
-              <w:rPr>
-                <w:rFonts w:eastAsia="Calibri" w:cs=""/>
-                <w:kern w:val="0"/>
-                <w:sz w:val="22"/>
-                <w:szCs w:val="22"/>
-                <w:lang w:val="en-US" w:eastAsia="en-US" w:bidi="ar-SA"/>
-              </w:rPr>
-            </w:r>
-          </w:p>
-        </w:tc>
-      </w:tr>
-      <w:tr>
-        <w:trPr>
-          <w:trHeight w:val="279" w:hRule="atLeast"/>
-        </w:trPr>
-        <w:tc>
-          <w:tcPr>
-            <w:tcW w:w="1167" w:type="dxa"/>
-            <w:vMerge w:val="continue"/>
-            <w:tcBorders/>
-            <w:vAlign w:val="center"/>
-          </w:tcPr>
-          <w:p>
-            <w:pPr>
-              <w:pStyle w:val="NoSpacing"/>
-              <w:widowControl/>
-              <w:spacing w:before="0" w:after="0"/>
-              <w:jc w:val="start"/>
-              <w:rPr>
-                <w:rFonts w:ascii="Calibri" w:hAnsi="Calibri" w:eastAsia="Calibri" w:cs=""/>
-                <w:kern w:val="0"/>
-                <w:sz w:val="22"/>
-                <w:szCs w:val="22"/>
-                <w:lang w:val="en-US" w:eastAsia="en-US" w:bidi="ar-SA"/>
-              </w:rPr>
-            </w:pPr>
-            <w:r>
-              <w:rPr>
-                <w:rFonts w:eastAsia="Calibri" w:cs=""/>
-                <w:kern w:val="0"/>
-                <w:sz w:val="22"/>
-                <w:szCs w:val="22"/>
-                <w:lang w:val="en-US" w:eastAsia="en-US" w:bidi="ar-SA"/>
-              </w:rPr>
-            </w:r>
-          </w:p>
-        </w:tc>
-        <w:tc>
-          <w:tcPr>
-            <w:tcW w:w="3556" w:type="dxa"/>
-            <w:tcBorders/>
-            <w:vAlign w:val="center"/>
-          </w:tcPr>
-          <w:p>
-            <w:pPr>
-              <w:pStyle w:val="NoSpacing"/>
-              <w:widowControl/>
-              <w:spacing w:before="0" w:after="0"/>
-              <w:jc w:val="start"/>
-              <w:rPr>
-                <w:rFonts w:ascii="Calibri" w:hAnsi="Calibri" w:eastAsia="Calibri" w:cs=""/>
-                <w:kern w:val="0"/>
-                <w:sz w:val="22"/>
-                <w:szCs w:val="22"/>
-                <w:lang w:val="en-US" w:eastAsia="en-US" w:bidi="ar-SA"/>
-              </w:rPr>
-            </w:pPr>
-            <w:r>
-              <w:rPr>
-                <w:rFonts w:eastAsia="Calibri" w:cs=""/>
-                <w:kern w:val="0"/>
-                <w:sz w:val="22"/>
-                <w:szCs w:val="22"/>
-                <w:lang w:val="en-US" w:eastAsia="en-US" w:bidi="ar-SA"/>
-              </w:rPr>
-            </w:r>
-          </w:p>
-        </w:tc>
-        <w:tc>
-          <w:tcPr>
-            <w:tcW w:w="4002" w:type="dxa"/>
-            <w:tcBorders/>
-            <w:vAlign w:val="center"/>
-          </w:tcPr>
-          <w:p>
-            <w:pPr>
-              <w:pStyle w:val="NoSpacing"/>
-              <w:widowControl/>
-              <w:spacing w:before="0" w:after="0"/>
-              <w:jc w:val="start"/>
-              <w:rPr>
-                <w:rFonts w:ascii="Calibri" w:hAnsi="Calibri" w:eastAsia="Calibri" w:cs=""/>
-                <w:kern w:val="0"/>
-                <w:sz w:val="22"/>
-                <w:szCs w:val="22"/>
-                <w:lang w:val="en-US" w:eastAsia="en-US" w:bidi="ar-SA"/>
-              </w:rPr>
-            </w:pPr>
-            <w:r>
-              <w:rPr>
-                <w:rFonts w:eastAsia="Calibri" w:cs=""/>
-                <w:kern w:val="0"/>
-                <w:sz w:val="22"/>
-                <w:szCs w:val="22"/>
-                <w:lang w:val="en-US" w:eastAsia="en-US" w:bidi="ar-SA"/>
-              </w:rPr>
-            </w:r>
-          </w:p>
-        </w:tc>
-      </w:tr>
-      <w:tr>
-        <w:trPr>
-          <w:trHeight w:val="268" w:hRule="atLeast"/>
-        </w:trPr>
-        <w:tc>
-          <w:tcPr>
-            <w:tcW w:w="1167" w:type="dxa"/>
-            <w:vMerge w:val="restart"/>
-            <w:tcBorders/>
-            <w:vAlign w:val="center"/>
-          </w:tcPr>
-          <w:p>
-            <w:pPr>
-              <w:pStyle w:val="NoSpacing"/>
-              <w:widowControl/>
-              <w:spacing w:before="0" w:after="0"/>
-              <w:jc w:val="start"/>
-              <w:rPr>
-                <w:rFonts w:ascii="Calibri" w:hAnsi="Calibri" w:eastAsia="Calibri" w:cs=""/>
-                <w:kern w:val="0"/>
-                <w:sz w:val="22"/>
-                <w:szCs w:val="22"/>
-                <w:lang w:val="en-US" w:eastAsia="en-US" w:bidi="ar-SA"/>
-              </w:rPr>
-            </w:pPr>
-            <w:r>
-              <w:rPr>
-                <w:rFonts w:eastAsia="Calibri" w:cs=""/>
-                <w:kern w:val="0"/>
-                <w:sz w:val="22"/>
-                <w:szCs w:val="22"/>
-                <w:lang w:val="en-US" w:eastAsia="en-US" w:bidi="ar-SA"/>
-              </w:rPr>
-              <w:t>Local Storage</w:t>
-            </w:r>
-          </w:p>
-        </w:tc>
-        <w:tc>
-          <w:tcPr>
-            <w:tcW w:w="3556" w:type="dxa"/>
-            <w:tcBorders/>
-            <w:vAlign w:val="center"/>
-          </w:tcPr>
-          <w:p>
-            <w:pPr>
-              <w:pStyle w:val="NoSpacing"/>
-              <w:widowControl/>
-              <w:spacing w:before="0" w:after="0"/>
-              <w:jc w:val="start"/>
-              <w:rPr>
-                <w:rFonts w:ascii="Calibri" w:hAnsi="Calibri" w:eastAsia="Calibri" w:cs=""/>
-                <w:kern w:val="0"/>
-                <w:sz w:val="22"/>
-                <w:szCs w:val="22"/>
-                <w:lang w:val="en-US" w:eastAsia="en-US" w:bidi="ar-SA"/>
-              </w:rPr>
-            </w:pPr>
-            <w:r>
-              <w:rPr>
-                <w:rFonts w:eastAsia="Calibri" w:cs=""/>
-                <w:kern w:val="0"/>
-                <w:sz w:val="22"/>
-                <w:szCs w:val="22"/>
-                <w:lang w:val="en-US" w:eastAsia="en-US" w:bidi="ar-SA"/>
-              </w:rPr>
-            </w:r>
-          </w:p>
-        </w:tc>
-        <w:tc>
-          <w:tcPr>
-            <w:tcW w:w="4002" w:type="dxa"/>
-            <w:tcBorders/>
-            <w:vAlign w:val="center"/>
-          </w:tcPr>
-          <w:p>
-            <w:pPr>
-              <w:pStyle w:val="NoSpacing"/>
-              <w:widowControl/>
-              <w:spacing w:before="0" w:after="0"/>
-              <w:jc w:val="start"/>
-              <w:rPr>
-                <w:rFonts w:ascii="Calibri" w:hAnsi="Calibri" w:eastAsia="Calibri" w:cs=""/>
-                <w:kern w:val="0"/>
-                <w:sz w:val="22"/>
-                <w:szCs w:val="22"/>
-                <w:lang w:val="en-US" w:eastAsia="en-US" w:bidi="ar-SA"/>
-              </w:rPr>
-            </w:pPr>
-            <w:r>
-              <w:rPr>
-                <w:rFonts w:eastAsia="Calibri" w:cs=""/>
-                <w:kern w:val="0"/>
-                <w:sz w:val="22"/>
-                <w:szCs w:val="22"/>
-                <w:lang w:val="en-US" w:eastAsia="en-US" w:bidi="ar-SA"/>
-              </w:rPr>
-            </w:r>
-          </w:p>
-        </w:tc>
-      </w:tr>
-      <w:tr>
-        <w:trPr>
-          <w:trHeight w:val="268" w:hRule="atLeast"/>
-        </w:trPr>
-        <w:tc>
-          <w:tcPr>
-            <w:tcW w:w="1167" w:type="dxa"/>
-            <w:vMerge w:val="continue"/>
-            <w:tcBorders/>
-            <w:vAlign w:val="center"/>
-          </w:tcPr>
-          <w:p>
-            <w:pPr>
-              <w:pStyle w:val="NoSpacing"/>
-              <w:widowControl/>
-              <w:spacing w:before="0" w:after="0"/>
-              <w:jc w:val="start"/>
-              <w:rPr>
-                <w:rFonts w:ascii="Calibri" w:hAnsi="Calibri" w:eastAsia="Calibri" w:cs=""/>
-                <w:kern w:val="0"/>
-                <w:sz w:val="22"/>
-                <w:szCs w:val="22"/>
-                <w:lang w:val="en-US" w:eastAsia="en-US" w:bidi="ar-SA"/>
-              </w:rPr>
-            </w:pPr>
-            <w:r>
-              <w:rPr>
-                <w:rFonts w:eastAsia="Calibri" w:cs=""/>
-                <w:kern w:val="0"/>
-                <w:sz w:val="22"/>
-                <w:szCs w:val="22"/>
-                <w:lang w:val="en-US" w:eastAsia="en-US" w:bidi="ar-SA"/>
-              </w:rPr>
-            </w:r>
-          </w:p>
-        </w:tc>
-        <w:tc>
-          <w:tcPr>
-            <w:tcW w:w="3556" w:type="dxa"/>
-            <w:tcBorders/>
-            <w:vAlign w:val="center"/>
-          </w:tcPr>
-          <w:p>
-            <w:pPr>
-              <w:pStyle w:val="NoSpacing"/>
-              <w:widowControl/>
-              <w:spacing w:before="0" w:after="0"/>
-              <w:jc w:val="start"/>
-              <w:rPr>
-                <w:rFonts w:ascii="Calibri" w:hAnsi="Calibri" w:eastAsia="Calibri" w:cs=""/>
-                <w:kern w:val="0"/>
-                <w:sz w:val="22"/>
-                <w:szCs w:val="22"/>
-                <w:lang w:val="en-US" w:eastAsia="en-US" w:bidi="ar-SA"/>
-              </w:rPr>
-            </w:pPr>
-            <w:r>
-              <w:rPr>
-                <w:rFonts w:eastAsia="Calibri" w:cs=""/>
-                <w:kern w:val="0"/>
-                <w:sz w:val="22"/>
-                <w:szCs w:val="22"/>
-                <w:lang w:val="en-US" w:eastAsia="en-US" w:bidi="ar-SA"/>
-              </w:rPr>
-            </w:r>
-          </w:p>
-        </w:tc>
-        <w:tc>
-          <w:tcPr>
-            <w:tcW w:w="4002" w:type="dxa"/>
-            <w:tcBorders/>
-            <w:vAlign w:val="center"/>
-          </w:tcPr>
-          <w:p>
-            <w:pPr>
-              <w:pStyle w:val="NoSpacing"/>
-              <w:widowControl/>
-              <w:spacing w:before="0" w:after="0"/>
-              <w:jc w:val="start"/>
-              <w:rPr>
-                <w:rFonts w:ascii="Calibri" w:hAnsi="Calibri" w:eastAsia="Calibri" w:cs=""/>
-                <w:kern w:val="0"/>
-                <w:sz w:val="22"/>
-                <w:szCs w:val="22"/>
-                <w:lang w:val="en-US" w:eastAsia="en-US" w:bidi="ar-SA"/>
-              </w:rPr>
-            </w:pPr>
-            <w:r>
-              <w:rPr>
-                <w:rFonts w:eastAsia="Calibri" w:cs=""/>
-                <w:kern w:val="0"/>
-                <w:sz w:val="22"/>
-                <w:szCs w:val="22"/>
-                <w:lang w:val="en-US" w:eastAsia="en-US" w:bidi="ar-SA"/>
-              </w:rPr>
-            </w:r>
-          </w:p>
-        </w:tc>
-      </w:tr>
-      <w:tr>
-        <w:trPr>
-          <w:trHeight w:val="268" w:hRule="atLeast"/>
-        </w:trPr>
-        <w:tc>
-          <w:tcPr>
-            <w:tcW w:w="1167" w:type="dxa"/>
-            <w:vMerge w:val="continue"/>
-            <w:tcBorders/>
-            <w:vAlign w:val="center"/>
-          </w:tcPr>
-          <w:p>
-            <w:pPr>
-              <w:pStyle w:val="NoSpacing"/>
-              <w:widowControl/>
-              <w:spacing w:before="0" w:after="0"/>
-              <w:jc w:val="start"/>
-              <w:rPr>
-                <w:rFonts w:ascii="Calibri" w:hAnsi="Calibri" w:eastAsia="Calibri" w:cs=""/>
-                <w:kern w:val="0"/>
-                <w:sz w:val="22"/>
-                <w:szCs w:val="22"/>
-                <w:lang w:val="en-US" w:eastAsia="en-US" w:bidi="ar-SA"/>
-              </w:rPr>
-            </w:pPr>
-            <w:r>
-              <w:rPr>
-                <w:rFonts w:eastAsia="Calibri" w:cs=""/>
-                <w:kern w:val="0"/>
-                <w:sz w:val="22"/>
-                <w:szCs w:val="22"/>
-                <w:lang w:val="en-US" w:eastAsia="en-US" w:bidi="ar-SA"/>
-              </w:rPr>
-            </w:r>
-          </w:p>
-        </w:tc>
-        <w:tc>
-          <w:tcPr>
-            <w:tcW w:w="3556" w:type="dxa"/>
-            <w:tcBorders/>
-            <w:vAlign w:val="center"/>
-          </w:tcPr>
-          <w:p>
-            <w:pPr>
-              <w:pStyle w:val="NoSpacing"/>
-              <w:widowControl/>
-              <w:spacing w:before="0" w:after="0"/>
-              <w:jc w:val="start"/>
-              <w:rPr>
-                <w:rFonts w:ascii="Calibri" w:hAnsi="Calibri" w:eastAsia="Calibri" w:cs=""/>
-                <w:kern w:val="0"/>
-                <w:sz w:val="22"/>
-                <w:szCs w:val="22"/>
-                <w:lang w:val="en-US" w:eastAsia="en-US" w:bidi="ar-SA"/>
-              </w:rPr>
-            </w:pPr>
-            <w:r>
-              <w:rPr>
-                <w:rFonts w:eastAsia="Calibri" w:cs=""/>
-                <w:kern w:val="0"/>
-                <w:sz w:val="22"/>
-                <w:szCs w:val="22"/>
-                <w:lang w:val="en-US" w:eastAsia="en-US" w:bidi="ar-SA"/>
-              </w:rPr>
-            </w:r>
-          </w:p>
-        </w:tc>
-        <w:tc>
-          <w:tcPr>
-            <w:tcW w:w="4002" w:type="dxa"/>
-            <w:tcBorders/>
-            <w:vAlign w:val="center"/>
-          </w:tcPr>
-          <w:p>
-            <w:pPr>
-              <w:pStyle w:val="NoSpacing"/>
-              <w:widowControl/>
-              <w:spacing w:before="0" w:after="0"/>
-              <w:jc w:val="start"/>
-              <w:rPr>
-                <w:rFonts w:ascii="Calibri" w:hAnsi="Calibri" w:eastAsia="Calibri" w:cs=""/>
-                <w:kern w:val="0"/>
-                <w:sz w:val="22"/>
-                <w:szCs w:val="22"/>
-                <w:lang w:val="en-US" w:eastAsia="en-US" w:bidi="ar-SA"/>
-              </w:rPr>
-            </w:pPr>
-            <w:r>
-              <w:rPr>
-                <w:rFonts w:eastAsia="Calibri" w:cs=""/>
-                <w:kern w:val="0"/>
-                <w:sz w:val="22"/>
-                <w:szCs w:val="22"/>
-                <w:lang w:val="en-US" w:eastAsia="en-US" w:bidi="ar-SA"/>
-              </w:rPr>
+              <w:t>This can be seen in the list page where saved movies and TV shows are displayed and maintained across sessions.</w:t>
             </w:r>
           </w:p>
         </w:tc>
@@ -4866,6 +3744,7 @@
     <w:qFormat/>
     <w:pPr>
       <w:widowControl/>
+      <w:suppressAutoHyphens w:val="true"/>
       <w:bidi w:val="0"/>
       <w:spacing w:lineRule="auto" w:line="259" w:before="0" w:after="160"/>
       <w:jc w:val="start"/>
@@ -5056,6 +3935,13 @@
       <w:shd w:fill="E1DFDD" w:val="clear"/>
     </w:rPr>
   </w:style>
+  <w:style w:type="character" w:styleId="SourceText">
+    <w:name w:val="Source Text"/>
+    <w:qFormat/>
+    <w:rPr>
+      <w:rFonts w:ascii="Liberation Mono" w:hAnsi="Liberation Mono" w:eastAsia="Liberation Mono" w:cs="Liberation Mono"/>
+    </w:rPr>
+  </w:style>
   <w:style w:type="paragraph" w:styleId="Heading">
     <w:name w:val="Heading"/>
     <w:basedOn w:val="Normal"/>
@@ -5121,6 +4007,7 @@
     <w:rsid w:val="00e1426c"/>
     <w:pPr>
       <w:widowControl/>
+      <w:suppressAutoHyphens w:val="true"/>
       <w:bidi w:val="0"/>
       <w:spacing w:lineRule="auto" w:line="240" w:before="0" w:after="0"/>
       <w:jc w:val="start"/>

--- a/WDD330/W1/wdd330-skill-development.docx
+++ b/WDD330/W1/wdd330-skill-development.docx
@@ -92,6 +92,7 @@
     <w:p>
       <w:pPr>
         <w:pStyle w:val="NoSpacing"/>
+        <w:bidi w:val="0"/>
         <w:rPr>
           <w:sz w:val="28"/>
           <w:szCs w:val="28"/>
@@ -119,7 +120,7 @@
           <w:szCs w:val="28"/>
           <w:highlight w:val="yellow"/>
         </w:rPr>
-        <w:t>…..</w:t>
+        <w:t>https://youtu.be/Rh2O-1yuFcE</w:t>
       </w:r>
     </w:p>
     <w:p>
@@ -152,7 +153,7 @@
           <w:szCs w:val="28"/>
           <w:highlight w:val="yellow"/>
         </w:rPr>
-        <w:t>…..</w:t>
+        <w:t>https://saac7.github.io/rememberit-wdd330/index.html?page=1&amp;mode=movies</w:t>
       </w:r>
     </w:p>
     <w:p>
@@ -1680,8 +1681,8 @@
       </w:tblPr>
       <w:tblGrid>
         <w:gridCol w:w="1167"/>
-        <w:gridCol w:w="3555"/>
-        <w:gridCol w:w="4003"/>
+        <w:gridCol w:w="3554"/>
+        <w:gridCol w:w="4004"/>
       </w:tblGrid>
       <w:tr>
         <w:trPr>
@@ -1726,7 +1727,7 @@
         </w:tc>
         <w:tc>
           <w:tcPr>
-            <w:tcW w:w="3555" w:type="dxa"/>
+            <w:tcW w:w="3554" w:type="dxa"/>
             <w:tcBorders/>
             <w:shd w:color="auto" w:fill="000000" w:themeFill="text1" w:val="clear"/>
             <w:vAlign w:val="bottom"/>
@@ -1763,7 +1764,7 @@
         </w:tc>
         <w:tc>
           <w:tcPr>
-            <w:tcW w:w="4003" w:type="dxa"/>
+            <w:tcW w:w="4004" w:type="dxa"/>
             <w:tcBorders/>
             <w:shd w:color="auto" w:fill="000000" w:themeFill="text1" w:val="clear"/>
             <w:vAlign w:val="bottom"/>
@@ -1837,7 +1838,7 @@
         </w:tc>
         <w:tc>
           <w:tcPr>
-            <w:tcW w:w="3555" w:type="dxa"/>
+            <w:tcW w:w="3554" w:type="dxa"/>
             <w:tcBorders/>
             <w:shd w:color="auto" w:fill="D9D9D9" w:themeFill="background1" w:themeFillShade="d9" w:val="clear"/>
             <w:vAlign w:val="center"/>
@@ -1897,7 +1898,7 @@
         </w:tc>
         <w:tc>
           <w:tcPr>
-            <w:tcW w:w="4003" w:type="dxa"/>
+            <w:tcW w:w="4004" w:type="dxa"/>
             <w:tcBorders/>
             <w:shd w:color="auto" w:fill="D9D9D9" w:themeFill="background1" w:themeFillShade="d9" w:val="clear"/>
             <w:vAlign w:val="center"/>
@@ -1963,7 +1964,7 @@
         </w:tc>
         <w:tc>
           <w:tcPr>
-            <w:tcW w:w="3555" w:type="dxa"/>
+            <w:tcW w:w="3554" w:type="dxa"/>
             <w:tcBorders/>
             <w:shd w:color="auto" w:fill="D9D9D9" w:themeFill="background1" w:themeFillShade="d9" w:val="clear"/>
             <w:vAlign w:val="center"/>
@@ -1996,7 +1997,7 @@
         </w:tc>
         <w:tc>
           <w:tcPr>
-            <w:tcW w:w="4003" w:type="dxa"/>
+            <w:tcW w:w="4004" w:type="dxa"/>
             <w:tcBorders/>
             <w:shd w:color="auto" w:fill="D9D9D9" w:themeFill="background1" w:themeFillShade="d9" w:val="clear"/>
             <w:vAlign w:val="center"/>
@@ -2062,7 +2063,7 @@
         </w:tc>
         <w:tc>
           <w:tcPr>
-            <w:tcW w:w="3555" w:type="dxa"/>
+            <w:tcW w:w="3554" w:type="dxa"/>
             <w:tcBorders/>
             <w:shd w:color="auto" w:fill="D9D9D9" w:themeFill="background1" w:themeFillShade="d9" w:val="clear"/>
             <w:vAlign w:val="center"/>
@@ -2093,7 +2094,7 @@
         </w:tc>
         <w:tc>
           <w:tcPr>
-            <w:tcW w:w="4003" w:type="dxa"/>
+            <w:tcW w:w="4004" w:type="dxa"/>
             <w:tcBorders/>
             <w:shd w:color="auto" w:fill="D9D9D9" w:themeFill="background1" w:themeFillShade="d9" w:val="clear"/>
             <w:vAlign w:val="center"/>
@@ -2206,8 +2207,8 @@
       </w:tblPr>
       <w:tblGrid>
         <w:gridCol w:w="1167"/>
-        <w:gridCol w:w="3555"/>
-        <w:gridCol w:w="4003"/>
+        <w:gridCol w:w="3554"/>
+        <w:gridCol w:w="4004"/>
       </w:tblGrid>
       <w:tr>
         <w:trPr>
@@ -2252,7 +2253,7 @@
         </w:tc>
         <w:tc>
           <w:tcPr>
-            <w:tcW w:w="3555" w:type="dxa"/>
+            <w:tcW w:w="3554" w:type="dxa"/>
             <w:tcBorders/>
             <w:shd w:color="auto" w:fill="000000" w:themeFill="text1" w:val="clear"/>
             <w:vAlign w:val="center"/>
@@ -2289,7 +2290,7 @@
         </w:tc>
         <w:tc>
           <w:tcPr>
-            <w:tcW w:w="4003" w:type="dxa"/>
+            <w:tcW w:w="4004" w:type="dxa"/>
             <w:tcBorders/>
             <w:shd w:color="auto" w:fill="000000" w:themeFill="text1" w:val="clear"/>
             <w:vAlign w:val="center"/>
@@ -2364,7 +2365,7 @@
         </w:tc>
         <w:tc>
           <w:tcPr>
-            <w:tcW w:w="3555" w:type="dxa"/>
+            <w:tcW w:w="3554" w:type="dxa"/>
             <w:tcBorders/>
             <w:vAlign w:val="center"/>
           </w:tcPr>
@@ -2397,7 +2398,7 @@
         </w:tc>
         <w:tc>
           <w:tcPr>
-            <w:tcW w:w="4003" w:type="dxa"/>
+            <w:tcW w:w="4004" w:type="dxa"/>
             <w:tcBorders/>
             <w:vAlign w:val="center"/>
           </w:tcPr>
@@ -2468,7 +2469,7 @@
         </w:tc>
         <w:tc>
           <w:tcPr>
-            <w:tcW w:w="3555" w:type="dxa"/>
+            <w:tcW w:w="3554" w:type="dxa"/>
             <w:tcBorders/>
             <w:vAlign w:val="center"/>
           </w:tcPr>
@@ -2501,7 +2502,7 @@
         </w:tc>
         <w:tc>
           <w:tcPr>
-            <w:tcW w:w="4003" w:type="dxa"/>
+            <w:tcW w:w="4004" w:type="dxa"/>
             <w:tcBorders/>
             <w:vAlign w:val="center"/>
           </w:tcPr>
@@ -2572,7 +2573,7 @@
         </w:tc>
         <w:tc>
           <w:tcPr>
-            <w:tcW w:w="3555" w:type="dxa"/>
+            <w:tcW w:w="3554" w:type="dxa"/>
             <w:tcBorders/>
             <w:vAlign w:val="center"/>
           </w:tcPr>
@@ -2605,7 +2606,7 @@
         </w:tc>
         <w:tc>
           <w:tcPr>
-            <w:tcW w:w="4003" w:type="dxa"/>
+            <w:tcW w:w="4004" w:type="dxa"/>
             <w:tcBorders/>
             <w:vAlign w:val="center"/>
           </w:tcPr>
@@ -2676,7 +2677,7 @@
         </w:tc>
         <w:tc>
           <w:tcPr>
-            <w:tcW w:w="3555" w:type="dxa"/>
+            <w:tcW w:w="3554" w:type="dxa"/>
             <w:tcBorders/>
             <w:vAlign w:val="center"/>
           </w:tcPr>
@@ -2709,7 +2710,7 @@
         </w:tc>
         <w:tc>
           <w:tcPr>
-            <w:tcW w:w="4003" w:type="dxa"/>
+            <w:tcW w:w="4004" w:type="dxa"/>
             <w:tcBorders/>
             <w:vAlign w:val="center"/>
           </w:tcPr>
@@ -2780,7 +2781,7 @@
         </w:tc>
         <w:tc>
           <w:tcPr>
-            <w:tcW w:w="3555" w:type="dxa"/>
+            <w:tcW w:w="3554" w:type="dxa"/>
             <w:tcBorders/>
             <w:vAlign w:val="center"/>
           </w:tcPr>
@@ -2813,7 +2814,7 @@
         </w:tc>
         <w:tc>
           <w:tcPr>
-            <w:tcW w:w="4003" w:type="dxa"/>
+            <w:tcW w:w="4004" w:type="dxa"/>
             <w:tcBorders/>
             <w:vAlign w:val="center"/>
           </w:tcPr>
@@ -2884,7 +2885,7 @@
         </w:tc>
         <w:tc>
           <w:tcPr>
-            <w:tcW w:w="3555" w:type="dxa"/>
+            <w:tcW w:w="3554" w:type="dxa"/>
             <w:tcBorders/>
             <w:vAlign w:val="center"/>
           </w:tcPr>
@@ -2917,7 +2918,7 @@
         </w:tc>
         <w:tc>
           <w:tcPr>
-            <w:tcW w:w="4003" w:type="dxa"/>
+            <w:tcW w:w="4004" w:type="dxa"/>
             <w:tcBorders/>
             <w:vAlign w:val="center"/>
           </w:tcPr>
